--- a/ドキュメント清書/第0章_本論文の読み方.docx
+++ b/ドキュメント清書/第0章_本論文の読み方.docx
@@ -51,79 +51,227 @@
       </w:pPr>
       <w:r>
         <w:rPr>
-          <w:rFonts w:ascii="Yu Gothic" w:eastAsia="Yu Gothic" w:hAnsi="Yu Gothic"/>
-          <w:sz w:val="24"/>
-        </w:rPr>
-        <w:t>本研究は、</w:t>
-      </w:r>
-      <w:r>
-        <w:rPr>
-          <w:rFonts w:ascii="Yu Gothic" w:eastAsia="Yu Gothic" w:hAnsi="Yu Gothic"/>
-          <w:b/>
-          <w:bCs/>
-          <w:sz w:val="24"/>
-        </w:rPr>
-        <w:t>LLMの外側に「思考するメモリ」を構築すること</w:t>
-      </w:r>
-      <w:r>
-        <w:rPr>
-          <w:rFonts w:ascii="Yu Gothic" w:eastAsia="Yu Gothic" w:hAnsi="Yu Gothic"/>
-          <w:sz w:val="24"/>
-        </w:rPr>
-        <w:t>を目的とする。</w:t>
-      </w:r>
-    </w:p>
-    <w:p>
-      <w:pPr>
-        <w:rPr>
-          <w:rFonts w:ascii="Yu Gothic" w:eastAsia="Yu Gothic" w:hAnsi="Yu Gothic"/>
-          <w:sz w:val="24"/>
-        </w:rPr>
-      </w:pPr>
-    </w:p>
-    <w:p>
-      <w:pPr>
-        <w:rPr>
-          <w:rFonts w:ascii="Yu Gothic" w:eastAsia="Yu Gothic" w:hAnsi="Yu Gothic"/>
-          <w:sz w:val="24"/>
-        </w:rPr>
-      </w:pPr>
-      <w:r>
-        <w:rPr>
-          <w:rFonts w:ascii="Yu Gothic" w:eastAsia="Yu Gothic" w:hAnsi="Yu Gothic"/>
-          <w:sz w:val="24"/>
-        </w:rPr>
-        <w:t>従来のLLMはテキストを線形に処理するが、本手法では記憶を意味単位で再構成し、</w:t>
-      </w:r>
-    </w:p>
-    <w:p>
-      <w:pPr>
-        <w:rPr>
-          <w:rFonts w:ascii="Yu Gothic" w:eastAsia="Yu Gothic" w:hAnsi="Yu Gothic"/>
-          <w:sz w:val="24"/>
-        </w:rPr>
-      </w:pPr>
-      <w:r>
-        <w:rPr>
-          <w:rFonts w:ascii="Yu Gothic" w:eastAsia="Yu Gothic" w:hAnsi="Yu Gothic"/>
-          <w:sz w:val="24"/>
-        </w:rPr>
-        <w:t>検索・統合・葛藤検知・忘却を通じて、より安定した</w:t>
-      </w:r>
-      <w:r>
-        <w:rPr>
           <w:rFonts w:ascii="Yu Gothic" w:eastAsia="Yu Gothic" w:hAnsi="Yu Gothic" w:hint="eastAsia"/>
           <w:sz w:val="24"/>
         </w:rPr>
-        <w:t>推論と拡張機能</w:t>
-      </w:r>
-      <w:r>
-        <w:rPr>
-          <w:rFonts w:ascii="Yu Gothic" w:eastAsia="Yu Gothic" w:hAnsi="Yu Gothic"/>
-          <w:sz w:val="24"/>
-        </w:rPr>
-        <w:t>を可能にする。</w:t>
-      </w:r>
+        <w:t>本議題の</w:t>
+      </w:r>
+      <w:r>
+        <w:rPr>
+          <w:rFonts w:ascii="Yu Gothic" w:eastAsia="Yu Gothic" w:hAnsi="Yu Gothic"/>
+          <w:sz w:val="24"/>
+        </w:rPr>
+        <w:t>Semantic Cube Architecture は、</w:t>
+      </w:r>
+    </w:p>
+    <w:p>
+      <w:pPr>
+        <w:rPr>
+          <w:rFonts w:ascii="Yu Gothic" w:eastAsia="Yu Gothic" w:hAnsi="Yu Gothic"/>
+          <w:sz w:val="24"/>
+        </w:rPr>
+      </w:pPr>
+      <w:r>
+        <w:rPr>
+          <w:rFonts w:ascii="Yu Gothic" w:eastAsia="Yu Gothic" w:hAnsi="Yu Gothic"/>
+          <w:sz w:val="24"/>
+        </w:rPr>
+        <w:t>既存のLLMを「知覚エンジン」として使い、意味キューブとして外部化された記憶を</w:t>
+      </w:r>
+    </w:p>
+    <w:p>
+      <w:pPr>
+        <w:rPr>
+          <w:rFonts w:ascii="Yu Gothic" w:eastAsia="Yu Gothic" w:hAnsi="Yu Gothic"/>
+          <w:sz w:val="24"/>
+        </w:rPr>
+      </w:pPr>
+      <w:r>
+        <w:rPr>
+          <w:rFonts w:ascii="Yu Gothic" w:eastAsia="Yu Gothic" w:hAnsi="Yu Gothic"/>
+          <w:sz w:val="24"/>
+        </w:rPr>
+        <w:t>「ベクトル推論エンジン」</w:t>
+      </w:r>
+      <w:r>
+        <w:rPr>
+          <w:rFonts w:ascii="Yu Gothic" w:eastAsia="Yu Gothic" w:hAnsi="Yu Gothic" w:hint="eastAsia"/>
+          <w:sz w:val="24"/>
+        </w:rPr>
+        <w:t>によって</w:t>
+      </w:r>
+      <w:r>
+        <w:rPr>
+          <w:rFonts w:ascii="Yu Gothic" w:eastAsia="Yu Gothic" w:hAnsi="Yu Gothic"/>
+          <w:sz w:val="24"/>
+        </w:rPr>
+        <w:t>操作するデュアル構成の思考アーキテクチャです。</w:t>
+      </w:r>
+    </w:p>
+    <w:p>
+      <w:pPr>
+        <w:rPr>
+          <w:rFonts w:ascii="Yu Gothic" w:eastAsia="Yu Gothic" w:hAnsi="Yu Gothic" w:hint="eastAsia"/>
+          <w:sz w:val="24"/>
+        </w:rPr>
+      </w:pPr>
+      <w:r>
+        <w:rPr>
+          <w:rFonts w:ascii="Yu Gothic" w:eastAsia="Yu Gothic" w:hAnsi="Yu Gothic" w:hint="eastAsia"/>
+          <w:sz w:val="24"/>
+        </w:rPr>
+        <w:t>・・・このような構造を目指すものです。</w:t>
+      </w:r>
+    </w:p>
+    <w:p>
+      <w:pPr>
+        <w:rPr>
+          <w:rFonts w:ascii="Yu Gothic" w:eastAsia="Yu Gothic" w:hAnsi="Yu Gothic"/>
+          <w:sz w:val="24"/>
+        </w:rPr>
+      </w:pPr>
+      <w:r>
+        <w:rPr>
+          <w:rFonts w:ascii="Yu Gothic" w:eastAsia="Yu Gothic" w:hAnsi="Yu Gothic"/>
+          <w:sz w:val="24"/>
+        </w:rPr>
+        <w:t>これによりAIは、テキストではなく意味空間を直接扱いながら、記憶の統合・忘却・視点管理を行います。</w:t>
+      </w:r>
+    </w:p>
+    <w:p>
+      <w:pPr>
+        <w:rPr>
+          <w:rFonts w:ascii="Yu Gothic" w:eastAsia="Yu Gothic" w:hAnsi="Yu Gothic"/>
+          <w:sz w:val="24"/>
+        </w:rPr>
+      </w:pPr>
+    </w:p>
+    <w:p>
+      <w:pPr>
+        <w:rPr>
+          <w:rFonts w:ascii="Yu Gothic" w:eastAsia="Yu Gothic" w:hAnsi="Yu Gothic" w:hint="eastAsia"/>
+          <w:sz w:val="24"/>
+        </w:rPr>
+      </w:pPr>
+    </w:p>
+    <w:p>
+      <w:pPr>
+        <w:rPr>
+          <w:rFonts w:ascii="Yu Gothic" w:eastAsia="Yu Gothic" w:hAnsi="Yu Gothic"/>
+          <w:sz w:val="24"/>
+        </w:rPr>
+      </w:pPr>
+      <w:r>
+        <w:rPr>
+          <w:rFonts w:ascii="Yu Gothic" w:eastAsia="Yu Gothic" w:hAnsi="Yu Gothic" w:hint="eastAsia"/>
+          <w:sz w:val="24"/>
+        </w:rPr>
+        <w:t>しかし概念の実装についてはデュアルエンジンである必要はなく、</w:t>
+      </w:r>
+    </w:p>
+    <w:p>
+      <w:pPr>
+        <w:rPr>
+          <w:rFonts w:ascii="Yu Gothic" w:eastAsia="Yu Gothic" w:hAnsi="Yu Gothic"/>
+          <w:sz w:val="24"/>
+        </w:rPr>
+      </w:pPr>
+      <w:r>
+        <w:rPr>
+          <w:rFonts w:ascii="Yu Gothic" w:eastAsia="Yu Gothic" w:hAnsi="Yu Gothic" w:hint="eastAsia"/>
+          <w:sz w:val="24"/>
+        </w:rPr>
+        <w:t>コア理論になる「引力マップ(第4章)」と「意味的デフラグ(第5章)」について既存のLLMを一切変更することなく実装できることが強みとなります。</w:t>
+      </w:r>
+    </w:p>
+    <w:p>
+      <w:pPr>
+        <w:rPr>
+          <w:rFonts w:ascii="Yu Gothic" w:eastAsia="Yu Gothic" w:hAnsi="Yu Gothic"/>
+          <w:sz w:val="24"/>
+        </w:rPr>
+      </w:pPr>
+    </w:p>
+    <w:p>
+      <w:pPr>
+        <w:rPr>
+          <w:rFonts w:ascii="Yu Gothic" w:eastAsia="Yu Gothic" w:hAnsi="Yu Gothic"/>
+          <w:sz w:val="24"/>
+        </w:rPr>
+      </w:pPr>
+      <w:r>
+        <w:rPr>
+          <w:rFonts w:ascii="Yu Gothic" w:eastAsia="Yu Gothic" w:hAnsi="Yu Gothic" w:hint="eastAsia"/>
+          <w:sz w:val="24"/>
+        </w:rPr>
+        <w:t>本概念の実装だけで、ハルシネーション検知、意見の内部葛藤検知、気づき</w:t>
+      </w:r>
+      <w:r>
+        <w:rPr>
+          <w:rFonts w:ascii="Yu Gothic" w:eastAsia="Yu Gothic" w:hAnsi="Yu Gothic" w:hint="eastAsia"/>
+          <w:sz w:val="24"/>
+        </w:rPr>
+        <w:t>（デフラグで発生した視点の浮上）</w:t>
+      </w:r>
+      <w:r>
+        <w:rPr>
+          <w:rFonts w:ascii="Yu Gothic" w:eastAsia="Yu Gothic" w:hAnsi="Yu Gothic" w:hint="eastAsia"/>
+          <w:sz w:val="24"/>
+        </w:rPr>
+        <w:t>の</w:t>
+      </w:r>
+      <w:r>
+        <w:rPr>
+          <w:rFonts w:ascii="Yu Gothic" w:eastAsia="Yu Gothic" w:hAnsi="Yu Gothic" w:hint="eastAsia"/>
+          <w:sz w:val="24"/>
+        </w:rPr>
+        <w:t>提示</w:t>
+      </w:r>
+      <w:r>
+        <w:rPr>
+          <w:rFonts w:ascii="Yu Gothic" w:eastAsia="Yu Gothic" w:hAnsi="Yu Gothic" w:hint="eastAsia"/>
+          <w:sz w:val="24"/>
+        </w:rPr>
+        <w:t>、AIの</w:t>
+      </w:r>
+      <w:r>
+        <w:rPr>
+          <w:rFonts w:ascii="Yu Gothic" w:eastAsia="Yu Gothic" w:hAnsi="Yu Gothic" w:hint="eastAsia"/>
+          <w:sz w:val="24"/>
+        </w:rPr>
+        <w:t>思考と根拠の</w:t>
+      </w:r>
+      <w:r>
+        <w:rPr>
+          <w:rFonts w:ascii="Yu Gothic" w:eastAsia="Yu Gothic" w:hAnsi="Yu Gothic" w:hint="eastAsia"/>
+          <w:sz w:val="24"/>
+        </w:rPr>
+        <w:t>監査ログの保存、等が可能となります。</w:t>
+      </w:r>
+    </w:p>
+    <w:p>
+      <w:pPr>
+        <w:rPr>
+          <w:rFonts w:ascii="Yu Gothic" w:eastAsia="Yu Gothic" w:hAnsi="Yu Gothic"/>
+          <w:sz w:val="24"/>
+        </w:rPr>
+      </w:pPr>
+    </w:p>
+    <w:p>
+      <w:pPr>
+        <w:rPr>
+          <w:rFonts w:ascii="Yu Gothic" w:eastAsia="Yu Gothic" w:hAnsi="Yu Gothic"/>
+          <w:sz w:val="24"/>
+        </w:rPr>
+      </w:pPr>
+    </w:p>
+    <w:p>
+      <w:pPr>
+        <w:rPr>
+          <w:rFonts w:ascii="Yu Gothic" w:eastAsia="Yu Gothic" w:hAnsi="Yu Gothic"/>
+          <w:sz w:val="24"/>
+        </w:rPr>
+      </w:pPr>
     </w:p>
     <w:p>
       <w:pPr>
@@ -154,17 +302,43 @@
     </w:p>
     <w:p>
       <w:pPr>
-        <w:rPr>
-          <w:rFonts w:ascii="Yu Gothic" w:eastAsia="Yu Gothic" w:hAnsi="Yu Gothic"/>
-          <w:sz w:val="24"/>
-        </w:rPr>
-      </w:pPr>
-      <w:r>
-        <w:rPr>
-          <w:rFonts w:ascii="Yu Gothic" w:eastAsia="Yu Gothic" w:hAnsi="Yu Gothic"/>
-          <w:sz w:val="24"/>
-        </w:rPr>
-        <w:t>図1は本アーキテクチャの全体フローを示す。</w:t>
+        <w:jc w:val="center"/>
+        <w:rPr>
+          <w:rFonts w:ascii="Yu Gothic" w:eastAsia="Yu Gothic" w:hAnsi="Yu Gothic"/>
+          <w:sz w:val="24"/>
+        </w:rPr>
+      </w:pPr>
+      <w:r>
+        <w:rPr>
+          <w:rFonts w:ascii="Yu Gothic" w:eastAsia="Yu Gothic" w:hAnsi="Yu Gothic"/>
+          <w:sz w:val="24"/>
+        </w:rPr>
+        <w:t>図1</w:t>
+      </w:r>
+      <w:r>
+        <w:rPr>
+          <w:rFonts w:ascii="Yu Gothic" w:eastAsia="Yu Gothic" w:hAnsi="Yu Gothic" w:hint="eastAsia"/>
+          <w:sz w:val="24"/>
+        </w:rPr>
+        <w:t xml:space="preserve">　</w:t>
+      </w:r>
+      <w:r>
+        <w:rPr>
+          <w:rFonts w:ascii="Yu Gothic" w:eastAsia="Yu Gothic" w:hAnsi="Yu Gothic"/>
+          <w:sz w:val="24"/>
+        </w:rPr>
+        <w:t>本アーキテクチャの全体フロー</w:t>
+      </w:r>
+      <w:r>
+        <w:rPr>
+          <w:rFonts w:ascii="Yu Gothic" w:eastAsia="Yu Gothic" w:hAnsi="Yu Gothic"/>
+          <w:sz w:val="24"/>
+        </w:rPr>
+        <w:pict w14:anchorId="0AA35FC6">
+          <v:rect id="_x0000_i1026" style="width:0;height:1.5pt" o:hralign="center" o:hrstd="t" o:hr="t" fillcolor="#a0a0a0" stroked="f">
+            <v:textbox inset="5.85pt,.7pt,5.85pt,.7pt"/>
+          </v:rect>
+        </w:pict>
       </w:r>
     </w:p>
     <w:p>
@@ -199,6 +373,21 @@
     </w:p>
     <w:p>
       <w:pPr>
+        <w:rPr>
+          <w:rFonts w:ascii="Yu Gothic" w:eastAsia="Yu Gothic" w:hAnsi="Yu Gothic"/>
+          <w:sz w:val="24"/>
+        </w:rPr>
+      </w:pPr>
+      <w:r>
+        <w:rPr>
+          <w:rFonts w:ascii="Yu Gothic" w:eastAsia="Yu Gothic" w:hAnsi="Yu Gothic" w:hint="eastAsia"/>
+          <w:sz w:val="24"/>
+        </w:rPr>
+        <w:t>↓↓</w:t>
+      </w:r>
+    </w:p>
+    <w:p>
+      <w:pPr>
         <w:jc w:val="center"/>
         <w:rPr>
           <w:rFonts w:ascii="Yu Gothic" w:eastAsia="Yu Gothic" w:hAnsi="Yu Gothic"/>
@@ -211,10 +400,11 @@
           <w:noProof/>
           <w:sz w:val="24"/>
         </w:rPr>
+        <w:lastRenderedPageBreak/>
         <w:drawing>
-          <wp:inline distT="0" distB="0" distL="0" distR="0" wp14:anchorId="28DA5DDE" wp14:editId="2D8347B6">
-            <wp:extent cx="3323645" cy="6609449"/>
-            <wp:effectExtent l="0" t="0" r="0" b="1270"/>
+          <wp:inline distT="0" distB="0" distL="0" distR="0" wp14:anchorId="28DA5DDE" wp14:editId="31D802C3">
+            <wp:extent cx="4230094" cy="8412025"/>
+            <wp:effectExtent l="0" t="0" r="0" b="8255"/>
             <wp:docPr id="1815960186" name="図 1"/>
             <wp:cNvGraphicFramePr>
               <a:graphicFrameLocks xmlns:a="http://schemas.openxmlformats.org/drawingml/2006/main" noChangeAspect="1"/>
@@ -244,7 +434,7 @@
                   <pic:spPr bwMode="auto">
                     <a:xfrm>
                       <a:off x="0" y="0"/>
-                      <a:ext cx="3395655" cy="6752649"/>
+                      <a:ext cx="4327766" cy="8606258"/>
                     </a:xfrm>
                     <a:prstGeom prst="rect">
                       <a:avLst/>
@@ -281,7 +471,7 @@
           <w:sz w:val="24"/>
         </w:rPr>
         <w:pict w14:anchorId="447DEFCE">
-          <v:rect id="_x0000_i1026" style="width:0;height:1.5pt" o:hralign="center" o:hrstd="t" o:hr="t" fillcolor="#a0a0a0" stroked="f">
+          <v:rect id="_x0000_i1027" style="width:0;height:1.5pt" o:hralign="center" o:hrstd="t" o:hr="t" fillcolor="#a0a0a0" stroked="f">
             <v:textbox inset="5.85pt,.7pt,5.85pt,.7pt"/>
           </v:rect>
         </w:pict>
@@ -364,6 +554,7 @@
           <w:rFonts w:ascii="Yu Gothic" w:eastAsia="Yu Gothic" w:hAnsi="Yu Gothic"/>
           <w:sz w:val="24"/>
         </w:rPr>
+        <w:lastRenderedPageBreak/>
         <w:t>古い情報の段階的忘却（代謝）</w:t>
       </w:r>
     </w:p>
@@ -595,41 +786,6 @@
           <w:sz w:val="24"/>
         </w:rPr>
         <w:pict w14:anchorId="6F93D77E">
-          <v:rect id="_x0000_i1027" style="width:0;height:1.5pt" o:hralign="center" o:hrstd="t" o:hr="t" fillcolor="#a0a0a0" stroked="f">
-            <v:textbox inset="5.85pt,.7pt,5.85pt,.7pt"/>
-          </v:rect>
-        </w:pict>
-      </w:r>
-    </w:p>
-    <w:p>
-      <w:pPr>
-        <w:jc w:val="center"/>
-        <w:rPr>
-          <w:rFonts w:ascii="Yu Gothic" w:eastAsia="Yu Gothic" w:hAnsi="Yu Gothic"/>
-          <w:sz w:val="24"/>
-        </w:rPr>
-      </w:pPr>
-      <w:r>
-        <w:rPr>
-          <w:rFonts w:ascii="Yu Gothic" w:eastAsia="Yu Gothic" w:hAnsi="Yu Gothic" w:hint="eastAsia"/>
-          <w:sz w:val="24"/>
-        </w:rPr>
-        <w:t>[第0章図解１ mermaid]</w:t>
-      </w:r>
-    </w:p>
-    <w:p>
-      <w:pPr>
-        <w:rPr>
-          <w:rFonts w:ascii="Yu Gothic" w:eastAsia="Yu Gothic" w:hAnsi="Yu Gothic"/>
-          <w:sz w:val="24"/>
-        </w:rPr>
-      </w:pPr>
-      <w:r>
-        <w:rPr>
-          <w:rFonts w:ascii="Yu Gothic" w:eastAsia="Yu Gothic" w:hAnsi="Yu Gothic"/>
-          <w:sz w:val="24"/>
-        </w:rPr>
-        <w:pict w14:anchorId="6EAA68C7">
           <v:rect id="_x0000_i1028" style="width:0;height:1.5pt" o:hralign="center" o:hrstd="t" o:hr="t" fillcolor="#a0a0a0" stroked="f">
             <v:textbox inset="5.85pt,.7pt,5.85pt,.7pt"/>
           </v:rect>
@@ -638,6 +794,41 @@
     </w:p>
     <w:p>
       <w:pPr>
+        <w:jc w:val="center"/>
+        <w:rPr>
+          <w:rFonts w:ascii="Yu Gothic" w:eastAsia="Yu Gothic" w:hAnsi="Yu Gothic"/>
+          <w:sz w:val="24"/>
+        </w:rPr>
+      </w:pPr>
+      <w:r>
+        <w:rPr>
+          <w:rFonts w:ascii="Yu Gothic" w:eastAsia="Yu Gothic" w:hAnsi="Yu Gothic" w:hint="eastAsia"/>
+          <w:sz w:val="24"/>
+        </w:rPr>
+        <w:t>[第0章図解１ mermaid]</w:t>
+      </w:r>
+    </w:p>
+    <w:p>
+      <w:pPr>
+        <w:rPr>
+          <w:rFonts w:ascii="Yu Gothic" w:eastAsia="Yu Gothic" w:hAnsi="Yu Gothic"/>
+          <w:sz w:val="24"/>
+        </w:rPr>
+      </w:pPr>
+      <w:r>
+        <w:rPr>
+          <w:rFonts w:ascii="Yu Gothic" w:eastAsia="Yu Gothic" w:hAnsi="Yu Gothic"/>
+          <w:sz w:val="24"/>
+        </w:rPr>
+        <w:pict w14:anchorId="6EAA68C7">
+          <v:rect id="_x0000_i1029" style="width:0;height:1.5pt" o:hralign="center" o:hrstd="t" o:hr="t" fillcolor="#a0a0a0" stroked="f">
+            <v:textbox inset="5.85pt,.7pt,5.85pt,.7pt"/>
+          </v:rect>
+        </w:pict>
+      </w:r>
+    </w:p>
+    <w:p>
+      <w:pPr>
         <w:rPr>
           <w:rFonts w:ascii="Yu Gothic" w:eastAsia="Yu Gothic" w:hAnsi="Yu Gothic"/>
           <w:sz w:val="24"/>
@@ -902,99 +1093,99 @@
           <w:rFonts w:ascii="Yu Gothic" w:eastAsia="Yu Gothic" w:hAnsi="Yu Gothic"/>
           <w:sz w:val="24"/>
         </w:rPr>
+        <w:t>    %% ==========================================</w:t>
+      </w:r>
+    </w:p>
+    <w:p>
+      <w:pPr>
+        <w:rPr>
+          <w:rFonts w:ascii="Yu Gothic" w:eastAsia="Yu Gothic" w:hAnsi="Yu Gothic"/>
+          <w:sz w:val="24"/>
+        </w:rPr>
+      </w:pPr>
+      <w:r>
+        <w:rPr>
+          <w:rFonts w:ascii="Yu Gothic" w:eastAsia="Yu Gothic" w:hAnsi="Yu Gothic"/>
+          <w:sz w:val="24"/>
+        </w:rPr>
+        <w:t>    %% 3. 相対評価 ＆ 精査検索</w:t>
+      </w:r>
+    </w:p>
+    <w:p>
+      <w:pPr>
+        <w:rPr>
+          <w:rFonts w:ascii="Yu Gothic" w:eastAsia="Yu Gothic" w:hAnsi="Yu Gothic"/>
+          <w:sz w:val="24"/>
+        </w:rPr>
+      </w:pPr>
+      <w:r>
+        <w:rPr>
+          <w:rFonts w:ascii="Yu Gothic" w:eastAsia="Yu Gothic" w:hAnsi="Yu Gothic"/>
+          <w:sz w:val="24"/>
+        </w:rPr>
+        <w:t>    %% ==========================================</w:t>
+      </w:r>
+    </w:p>
+    <w:p>
+      <w:pPr>
+        <w:rPr>
+          <w:rFonts w:ascii="Yu Gothic" w:eastAsia="Yu Gothic" w:hAnsi="Yu Gothic"/>
+          <w:sz w:val="24"/>
+        </w:rPr>
+      </w:pPr>
+      <w:r>
+        <w:rPr>
+          <w:rFonts w:ascii="Yu Gothic" w:eastAsia="Yu Gothic" w:hAnsi="Yu Gothic"/>
+          <w:sz w:val="24"/>
+        </w:rPr>
+        <w:t xml:space="preserve">    </w:t>
+      </w:r>
+      <w:proofErr w:type="spellStart"/>
+      <w:r>
+        <w:rPr>
+          <w:rFonts w:ascii="Yu Gothic" w:eastAsia="Yu Gothic" w:hAnsi="Yu Gothic"/>
+          <w:sz w:val="24"/>
+        </w:rPr>
+        <w:t>KVHub</w:t>
+      </w:r>
+      <w:proofErr w:type="spellEnd"/>
+      <w:r>
+        <w:rPr>
+          <w:rFonts w:ascii="Yu Gothic" w:eastAsia="Yu Gothic" w:hAnsi="Yu Gothic"/>
+          <w:sz w:val="24"/>
+        </w:rPr>
+        <w:t xml:space="preserve"> --&gt; </w:t>
+      </w:r>
+      <w:proofErr w:type="spellStart"/>
+      <w:r>
+        <w:rPr>
+          <w:rFonts w:ascii="Yu Gothic" w:eastAsia="Yu Gothic" w:hAnsi="Yu Gothic"/>
+          <w:sz w:val="24"/>
+        </w:rPr>
+        <w:t>RoughSearch</w:t>
+      </w:r>
+      <w:proofErr w:type="spellEnd"/>
+      <w:r>
+        <w:rPr>
+          <w:rFonts w:ascii="Yu Gothic" w:eastAsia="Yu Gothic" w:hAnsi="Yu Gothic"/>
+          <w:sz w:val="24"/>
+        </w:rPr>
+        <w:t>[4. 相対バケット粗探索: 7階調フィルタリング]</w:t>
+      </w:r>
+    </w:p>
+    <w:p>
+      <w:pPr>
+        <w:rPr>
+          <w:rFonts w:ascii="Yu Gothic" w:eastAsia="Yu Gothic" w:hAnsi="Yu Gothic"/>
+          <w:sz w:val="24"/>
+        </w:rPr>
+      </w:pPr>
+      <w:r>
+        <w:rPr>
+          <w:rFonts w:ascii="Yu Gothic" w:eastAsia="Yu Gothic" w:hAnsi="Yu Gothic"/>
+          <w:sz w:val="24"/>
+        </w:rPr>
         <w:lastRenderedPageBreak/>
-        <w:t>    %% ==========================================</w:t>
-      </w:r>
-    </w:p>
-    <w:p>
-      <w:pPr>
-        <w:rPr>
-          <w:rFonts w:ascii="Yu Gothic" w:eastAsia="Yu Gothic" w:hAnsi="Yu Gothic"/>
-          <w:sz w:val="24"/>
-        </w:rPr>
-      </w:pPr>
-      <w:r>
-        <w:rPr>
-          <w:rFonts w:ascii="Yu Gothic" w:eastAsia="Yu Gothic" w:hAnsi="Yu Gothic"/>
-          <w:sz w:val="24"/>
-        </w:rPr>
-        <w:t>    %% 3. 相対評価 ＆ 精査検索</w:t>
-      </w:r>
-    </w:p>
-    <w:p>
-      <w:pPr>
-        <w:rPr>
-          <w:rFonts w:ascii="Yu Gothic" w:eastAsia="Yu Gothic" w:hAnsi="Yu Gothic"/>
-          <w:sz w:val="24"/>
-        </w:rPr>
-      </w:pPr>
-      <w:r>
-        <w:rPr>
-          <w:rFonts w:ascii="Yu Gothic" w:eastAsia="Yu Gothic" w:hAnsi="Yu Gothic"/>
-          <w:sz w:val="24"/>
-        </w:rPr>
-        <w:t>    %% ==========================================</w:t>
-      </w:r>
-    </w:p>
-    <w:p>
-      <w:pPr>
-        <w:rPr>
-          <w:rFonts w:ascii="Yu Gothic" w:eastAsia="Yu Gothic" w:hAnsi="Yu Gothic"/>
-          <w:sz w:val="24"/>
-        </w:rPr>
-      </w:pPr>
-      <w:r>
-        <w:rPr>
-          <w:rFonts w:ascii="Yu Gothic" w:eastAsia="Yu Gothic" w:hAnsi="Yu Gothic"/>
-          <w:sz w:val="24"/>
-        </w:rPr>
-        <w:t xml:space="preserve">    </w:t>
-      </w:r>
-      <w:proofErr w:type="spellStart"/>
-      <w:r>
-        <w:rPr>
-          <w:rFonts w:ascii="Yu Gothic" w:eastAsia="Yu Gothic" w:hAnsi="Yu Gothic"/>
-          <w:sz w:val="24"/>
-        </w:rPr>
-        <w:t>KVHub</w:t>
-      </w:r>
-      <w:proofErr w:type="spellEnd"/>
-      <w:r>
-        <w:rPr>
-          <w:rFonts w:ascii="Yu Gothic" w:eastAsia="Yu Gothic" w:hAnsi="Yu Gothic"/>
-          <w:sz w:val="24"/>
-        </w:rPr>
-        <w:t xml:space="preserve"> --&gt; </w:t>
-      </w:r>
-      <w:proofErr w:type="spellStart"/>
-      <w:r>
-        <w:rPr>
-          <w:rFonts w:ascii="Yu Gothic" w:eastAsia="Yu Gothic" w:hAnsi="Yu Gothic"/>
-          <w:sz w:val="24"/>
-        </w:rPr>
-        <w:t>RoughSearch</w:t>
-      </w:r>
-      <w:proofErr w:type="spellEnd"/>
-      <w:r>
-        <w:rPr>
-          <w:rFonts w:ascii="Yu Gothic" w:eastAsia="Yu Gothic" w:hAnsi="Yu Gothic"/>
-          <w:sz w:val="24"/>
-        </w:rPr>
-        <w:t>[4. 相対バケット粗探索: 7階調フィルタリング]</w:t>
-      </w:r>
-    </w:p>
-    <w:p>
-      <w:pPr>
-        <w:rPr>
-          <w:rFonts w:ascii="Yu Gothic" w:eastAsia="Yu Gothic" w:hAnsi="Yu Gothic"/>
-          <w:sz w:val="24"/>
-        </w:rPr>
-      </w:pPr>
-      <w:r>
-        <w:rPr>
-          <w:rFonts w:ascii="Yu Gothic" w:eastAsia="Yu Gothic" w:hAnsi="Yu Gothic"/>
-          <w:sz w:val="24"/>
-        </w:rPr>
         <w:t xml:space="preserve">    </w:t>
       </w:r>
       <w:proofErr w:type="spellStart"/>

--- a/ドキュメント清書/第0章_本論文の読み方.docx
+++ b/ドキュメント清書/第0章_本論文の読み方.docx
@@ -46,142 +46,374 @@
       <w:pPr>
         <w:rPr>
           <w:rFonts w:ascii="Yu Gothic" w:eastAsia="Yu Gothic" w:hAnsi="Yu Gothic"/>
-          <w:sz w:val="24"/>
-        </w:rPr>
-      </w:pPr>
-      <w:r>
-        <w:rPr>
-          <w:rFonts w:ascii="Yu Gothic" w:eastAsia="Yu Gothic" w:hAnsi="Yu Gothic" w:hint="eastAsia"/>
-          <w:sz w:val="24"/>
-        </w:rPr>
-        <w:t>本議題の</w:t>
-      </w:r>
-      <w:r>
-        <w:rPr>
-          <w:rFonts w:ascii="Yu Gothic" w:eastAsia="Yu Gothic" w:hAnsi="Yu Gothic"/>
-          <w:sz w:val="24"/>
-        </w:rPr>
-        <w:t>Semantic Cube Architecture は、</w:t>
-      </w:r>
-    </w:p>
-    <w:p>
-      <w:pPr>
-        <w:rPr>
-          <w:rFonts w:ascii="Yu Gothic" w:eastAsia="Yu Gothic" w:hAnsi="Yu Gothic"/>
-          <w:sz w:val="24"/>
-        </w:rPr>
-      </w:pPr>
-      <w:r>
-        <w:rPr>
-          <w:rFonts w:ascii="Yu Gothic" w:eastAsia="Yu Gothic" w:hAnsi="Yu Gothic"/>
-          <w:sz w:val="24"/>
-        </w:rPr>
-        <w:t>既存のLLMを「知覚エンジン」として使い、意味キューブとして外部化された記憶を</w:t>
-      </w:r>
-    </w:p>
-    <w:p>
-      <w:pPr>
-        <w:rPr>
-          <w:rFonts w:ascii="Yu Gothic" w:eastAsia="Yu Gothic" w:hAnsi="Yu Gothic"/>
-          <w:sz w:val="24"/>
-        </w:rPr>
-      </w:pPr>
-      <w:r>
-        <w:rPr>
-          <w:rFonts w:ascii="Yu Gothic" w:eastAsia="Yu Gothic" w:hAnsi="Yu Gothic"/>
-          <w:sz w:val="24"/>
-        </w:rPr>
-        <w:t>「ベクトル推論エンジン」</w:t>
-      </w:r>
-      <w:r>
-        <w:rPr>
-          <w:rFonts w:ascii="Yu Gothic" w:eastAsia="Yu Gothic" w:hAnsi="Yu Gothic" w:hint="eastAsia"/>
-          <w:sz w:val="24"/>
-        </w:rPr>
-        <w:t>によって</w:t>
-      </w:r>
-      <w:r>
-        <w:rPr>
-          <w:rFonts w:ascii="Yu Gothic" w:eastAsia="Yu Gothic" w:hAnsi="Yu Gothic"/>
-          <w:sz w:val="24"/>
-        </w:rPr>
-        <w:t>操作するデュアル構成の思考アーキテクチャです。</w:t>
-      </w:r>
-    </w:p>
-    <w:p>
-      <w:pPr>
-        <w:rPr>
-          <w:rFonts w:ascii="Yu Gothic" w:eastAsia="Yu Gothic" w:hAnsi="Yu Gothic" w:hint="eastAsia"/>
-          <w:sz w:val="24"/>
-        </w:rPr>
-      </w:pPr>
-      <w:r>
-        <w:rPr>
-          <w:rFonts w:ascii="Yu Gothic" w:eastAsia="Yu Gothic" w:hAnsi="Yu Gothic" w:hint="eastAsia"/>
-          <w:sz w:val="24"/>
-        </w:rPr>
-        <w:t>・・・このような構造を目指すものです。</w:t>
-      </w:r>
-    </w:p>
-    <w:p>
-      <w:pPr>
-        <w:rPr>
-          <w:rFonts w:ascii="Yu Gothic" w:eastAsia="Yu Gothic" w:hAnsi="Yu Gothic"/>
-          <w:sz w:val="24"/>
-        </w:rPr>
-      </w:pPr>
-      <w:r>
-        <w:rPr>
-          <w:rFonts w:ascii="Yu Gothic" w:eastAsia="Yu Gothic" w:hAnsi="Yu Gothic"/>
-          <w:sz w:val="24"/>
-        </w:rPr>
-        <w:t>これによりAIは、テキストではなく意味空間を直接扱いながら、記憶の統合・忘却・視点管理を行います。</w:t>
-      </w:r>
-    </w:p>
-    <w:p>
-      <w:pPr>
-        <w:rPr>
-          <w:rFonts w:ascii="Yu Gothic" w:eastAsia="Yu Gothic" w:hAnsi="Yu Gothic"/>
-          <w:sz w:val="24"/>
-        </w:rPr>
-      </w:pPr>
-    </w:p>
-    <w:p>
-      <w:pPr>
-        <w:rPr>
-          <w:rFonts w:ascii="Yu Gothic" w:eastAsia="Yu Gothic" w:hAnsi="Yu Gothic" w:hint="eastAsia"/>
-          <w:sz w:val="24"/>
-        </w:rPr>
-      </w:pPr>
-    </w:p>
-    <w:p>
-      <w:pPr>
-        <w:rPr>
-          <w:rFonts w:ascii="Yu Gothic" w:eastAsia="Yu Gothic" w:hAnsi="Yu Gothic"/>
-          <w:sz w:val="24"/>
-        </w:rPr>
-      </w:pPr>
-      <w:r>
-        <w:rPr>
-          <w:rFonts w:ascii="Yu Gothic" w:eastAsia="Yu Gothic" w:hAnsi="Yu Gothic" w:hint="eastAsia"/>
-          <w:sz w:val="24"/>
-        </w:rPr>
-        <w:t>しかし概念の実装についてはデュアルエンジンである必要はなく、</w:t>
-      </w:r>
-    </w:p>
-    <w:p>
-      <w:pPr>
-        <w:rPr>
-          <w:rFonts w:ascii="Yu Gothic" w:eastAsia="Yu Gothic" w:hAnsi="Yu Gothic"/>
-          <w:sz w:val="24"/>
-        </w:rPr>
-      </w:pPr>
-      <w:r>
-        <w:rPr>
-          <w:rFonts w:ascii="Yu Gothic" w:eastAsia="Yu Gothic" w:hAnsi="Yu Gothic" w:hint="eastAsia"/>
-          <w:sz w:val="24"/>
-        </w:rPr>
-        <w:t>コア理論になる「引力マップ(第4章)」と「意味的デフラグ(第5章)」について既存のLLMを一切変更することなく実装できることが強みとなります。</w:t>
+          <w:b/>
+          <w:bCs/>
+          <w:sz w:val="24"/>
+        </w:rPr>
+      </w:pPr>
+      <w:r>
+        <w:rPr>
+          <w:rFonts w:ascii="Yu Gothic" w:eastAsia="Yu Gothic" w:hAnsi="Yu Gothic"/>
+          <w:b/>
+          <w:bCs/>
+          <w:sz w:val="24"/>
+        </w:rPr>
+        <w:t>はじめに──なぜ「意味キューブ」が必要なのか</w:t>
+      </w:r>
+    </w:p>
+    <w:p>
+      <w:pPr>
+        <w:rPr>
+          <w:rFonts w:ascii="Yu Gothic" w:eastAsia="Yu Gothic" w:hAnsi="Yu Gothic"/>
+          <w:b/>
+          <w:bCs/>
+          <w:sz w:val="24"/>
+        </w:rPr>
+      </w:pPr>
+    </w:p>
+    <w:p>
+      <w:pPr>
+        <w:rPr>
+          <w:rFonts w:ascii="Yu Gothic" w:eastAsia="Yu Gothic" w:hAnsi="Yu Gothic"/>
+          <w:b/>
+          <w:bCs/>
+          <w:sz w:val="24"/>
+        </w:rPr>
+      </w:pPr>
+    </w:p>
+    <w:p>
+      <w:pPr>
+        <w:rPr>
+          <w:rFonts w:ascii="Yu Gothic" w:eastAsia="Yu Gothic" w:hAnsi="Yu Gothic"/>
+          <w:sz w:val="24"/>
+        </w:rPr>
+      </w:pPr>
+      <w:r>
+        <w:rPr>
+          <w:rFonts w:ascii="Yu Gothic" w:eastAsia="Yu Gothic" w:hAnsi="Yu Gothic"/>
+          <w:sz w:val="24"/>
+        </w:rPr>
+        <w:t>現在の大規模言語モデル（LLM）は、高度な自然言語理解と生成を実現している一方で、記憶の扱いには構造的な限界を抱えてい</w:t>
+      </w:r>
+      <w:r>
+        <w:rPr>
+          <w:rFonts w:ascii="Yu Gothic" w:eastAsia="Yu Gothic" w:hAnsi="Yu Gothic" w:hint="eastAsia"/>
+          <w:sz w:val="24"/>
+        </w:rPr>
+        <w:t>ます。</w:t>
+      </w:r>
+    </w:p>
+    <w:p>
+      <w:pPr>
+        <w:rPr>
+          <w:rFonts w:ascii="Yu Gothic" w:eastAsia="Yu Gothic" w:hAnsi="Yu Gothic"/>
+          <w:sz w:val="24"/>
+        </w:rPr>
+      </w:pPr>
+      <w:r>
+        <w:rPr>
+          <w:rFonts w:ascii="Yu Gothic" w:eastAsia="Yu Gothic" w:hAnsi="Yu Gothic"/>
+          <w:sz w:val="24"/>
+        </w:rPr>
+        <w:t>既存のLLMは、基本的に一次元のテキスト列として文脈を保持し、その線形な流れの上で推論を行</w:t>
+      </w:r>
+      <w:r>
+        <w:rPr>
+          <w:rFonts w:ascii="Yu Gothic" w:eastAsia="Yu Gothic" w:hAnsi="Yu Gothic" w:hint="eastAsia"/>
+          <w:sz w:val="24"/>
+        </w:rPr>
+        <w:t>っています。</w:t>
+      </w:r>
+    </w:p>
+    <w:p>
+      <w:pPr>
+        <w:rPr>
+          <w:rFonts w:ascii="Yu Gothic" w:eastAsia="Yu Gothic" w:hAnsi="Yu Gothic"/>
+          <w:sz w:val="24"/>
+        </w:rPr>
+      </w:pPr>
+      <w:r>
+        <w:rPr>
+          <w:rFonts w:ascii="Yu Gothic" w:eastAsia="Yu Gothic" w:hAnsi="Yu Gothic" w:hint="eastAsia"/>
+          <w:sz w:val="24"/>
+        </w:rPr>
+        <w:t>今の</w:t>
+      </w:r>
+      <w:r>
+        <w:rPr>
+          <w:rFonts w:ascii="Yu Gothic" w:eastAsia="Yu Gothic" w:hAnsi="Yu Gothic"/>
+          <w:sz w:val="24"/>
+        </w:rPr>
+        <w:t>AIは、</w:t>
+      </w:r>
+      <w:r>
+        <w:rPr>
+          <w:rFonts w:ascii="Yu Gothic" w:eastAsia="Yu Gothic" w:hAnsi="Yu Gothic"/>
+          <w:b/>
+          <w:bCs/>
+          <w:sz w:val="24"/>
+        </w:rPr>
+        <w:t>長い会話を一本のテキストとして抱え続ける</w:t>
+      </w:r>
+      <w:r>
+        <w:rPr>
+          <w:rFonts w:ascii="Yu Gothic" w:eastAsia="Yu Gothic" w:hAnsi="Yu Gothic"/>
+          <w:sz w:val="24"/>
+        </w:rPr>
+        <w:t>ため、話題が増えるほど</w:t>
+      </w:r>
+      <w:r>
+        <w:rPr>
+          <w:rFonts w:ascii="Yu Gothic" w:eastAsia="Yu Gothic" w:hAnsi="Yu Gothic"/>
+          <w:b/>
+          <w:bCs/>
+          <w:sz w:val="24"/>
+        </w:rPr>
+        <w:t>ノイズや忘却が起きやすくなる</w:t>
+      </w:r>
+      <w:r>
+        <w:rPr>
+          <w:rFonts w:ascii="Yu Gothic" w:eastAsia="Yu Gothic" w:hAnsi="Yu Gothic" w:hint="eastAsia"/>
+          <w:sz w:val="24"/>
+        </w:rPr>
+        <w:t>構造をしています。</w:t>
+      </w:r>
+    </w:p>
+    <w:p>
+      <w:pPr>
+        <w:rPr>
+          <w:rFonts w:ascii="Yu Gothic" w:eastAsia="Yu Gothic" w:hAnsi="Yu Gothic"/>
+          <w:sz w:val="24"/>
+        </w:rPr>
+      </w:pPr>
+    </w:p>
+    <w:p>
+      <w:pPr>
+        <w:rPr>
+          <w:rFonts w:ascii="Yu Gothic" w:eastAsia="Yu Gothic" w:hAnsi="Yu Gothic"/>
+          <w:b/>
+          <w:bCs/>
+          <w:sz w:val="24"/>
+        </w:rPr>
+      </w:pPr>
+    </w:p>
+    <w:p>
+      <w:pPr>
+        <w:rPr>
+          <w:rFonts w:ascii="Yu Gothic" w:eastAsia="Yu Gothic" w:hAnsi="Yu Gothic"/>
+          <w:sz w:val="24"/>
+        </w:rPr>
+      </w:pPr>
+      <w:r>
+        <w:rPr>
+          <w:rFonts w:ascii="Yu Gothic" w:eastAsia="Yu Gothic" w:hAnsi="Yu Gothic"/>
+          <w:sz w:val="24"/>
+        </w:rPr>
+        <w:t>本研究 Semantic Cube Architecture は、この問題に対し、記憶を「長い一本のテキスト」として保持するのではなく、意味単位で分割された記憶ブロックとして扱うアプローチを提案</w:t>
+      </w:r>
+      <w:r>
+        <w:rPr>
+          <w:rFonts w:ascii="Yu Gothic" w:eastAsia="Yu Gothic" w:hAnsi="Yu Gothic" w:hint="eastAsia"/>
+          <w:sz w:val="24"/>
+        </w:rPr>
+        <w:t>しています</w:t>
+      </w:r>
+      <w:r>
+        <w:rPr>
+          <w:rFonts w:ascii="Yu Gothic" w:eastAsia="Yu Gothic" w:hAnsi="Yu Gothic"/>
+          <w:sz w:val="24"/>
+        </w:rPr>
+        <w:t>。</w:t>
+      </w:r>
+    </w:p>
+    <w:p>
+      <w:pPr>
+        <w:rPr>
+          <w:rFonts w:ascii="Yu Gothic" w:eastAsia="Yu Gothic" w:hAnsi="Yu Gothic"/>
+          <w:sz w:val="24"/>
+        </w:rPr>
+      </w:pPr>
+      <w:r>
+        <w:rPr>
+          <w:rFonts w:ascii="Yu Gothic" w:eastAsia="Yu Gothic" w:hAnsi="Yu Gothic"/>
+          <w:sz w:val="24"/>
+        </w:rPr>
+        <w:t xml:space="preserve">その基本単位が 意味キューブ（Semantic Cube） </w:t>
+      </w:r>
+      <w:r>
+        <w:rPr>
+          <w:rFonts w:ascii="Yu Gothic" w:eastAsia="Yu Gothic" w:hAnsi="Yu Gothic" w:hint="eastAsia"/>
+          <w:sz w:val="24"/>
+        </w:rPr>
+        <w:t>になります。</w:t>
+      </w:r>
+    </w:p>
+    <w:p>
+      <w:pPr>
+        <w:rPr>
+          <w:rFonts w:ascii="Yu Gothic" w:eastAsia="Yu Gothic" w:hAnsi="Yu Gothic"/>
+          <w:sz w:val="24"/>
+        </w:rPr>
+      </w:pPr>
+    </w:p>
+    <w:p>
+      <w:pPr>
+        <w:rPr>
+          <w:rFonts w:ascii="Yu Gothic" w:eastAsia="Yu Gothic" w:hAnsi="Yu Gothic"/>
+          <w:sz w:val="24"/>
+        </w:rPr>
+      </w:pPr>
+      <w:r>
+        <w:rPr>
+          <w:rFonts w:ascii="Yu Gothic" w:eastAsia="Yu Gothic" w:hAnsi="Yu Gothic"/>
+          <w:sz w:val="24"/>
+        </w:rPr>
+        <w:t>意味キューブとは、テキスト、意味ベクトル、語義の手がかり、時間や参照履歴に関するメタデータを一体化した、意味のかたまりとしての記憶単位で</w:t>
+      </w:r>
+      <w:r>
+        <w:rPr>
+          <w:rFonts w:ascii="Yu Gothic" w:eastAsia="Yu Gothic" w:hAnsi="Yu Gothic" w:hint="eastAsia"/>
+          <w:sz w:val="24"/>
+        </w:rPr>
+        <w:t>す。</w:t>
+      </w:r>
+    </w:p>
+    <w:p>
+      <w:pPr>
+        <w:rPr>
+          <w:rFonts w:ascii="Yu Gothic" w:eastAsia="Yu Gothic" w:hAnsi="Yu Gothic"/>
+          <w:sz w:val="24"/>
+        </w:rPr>
+      </w:pPr>
+      <w:r>
+        <w:rPr>
+          <w:rFonts w:ascii="Yu Gothic" w:eastAsia="Yu Gothic" w:hAnsi="Yu Gothic" w:hint="eastAsia"/>
+          <w:sz w:val="24"/>
+        </w:rPr>
+        <w:t>これは、</w:t>
+      </w:r>
+      <w:r>
+        <w:rPr>
+          <w:rFonts w:ascii="Yu Gothic" w:eastAsia="Yu Gothic" w:hAnsi="Yu Gothic"/>
+          <w:sz w:val="24"/>
+        </w:rPr>
+        <w:t>AIに「たくさん覚えさせる」ための仕組みではなく、必要なことを思い出し、不要なことを自然に捨てるための仕組み</w:t>
+      </w:r>
+      <w:r>
+        <w:rPr>
+          <w:rFonts w:ascii="Yu Gothic" w:eastAsia="Yu Gothic" w:hAnsi="Yu Gothic" w:hint="eastAsia"/>
+          <w:sz w:val="24"/>
+        </w:rPr>
+        <w:t>になります。</w:t>
+      </w:r>
+    </w:p>
+    <w:p>
+      <w:pPr>
+        <w:rPr>
+          <w:rFonts w:ascii="Yu Gothic" w:eastAsia="Yu Gothic" w:hAnsi="Yu Gothic"/>
+          <w:sz w:val="24"/>
+        </w:rPr>
+      </w:pPr>
+    </w:p>
+    <w:p>
+      <w:pPr>
+        <w:rPr>
+          <w:rFonts w:ascii="Yu Gothic" w:eastAsia="Yu Gothic" w:hAnsi="Yu Gothic"/>
+          <w:sz w:val="24"/>
+        </w:rPr>
+      </w:pPr>
+    </w:p>
+    <w:p>
+      <w:pPr>
+        <w:rPr>
+          <w:rFonts w:ascii="Yu Gothic" w:eastAsia="Yu Gothic" w:hAnsi="Yu Gothic"/>
+          <w:sz w:val="24"/>
+        </w:rPr>
+      </w:pPr>
+      <w:r>
+        <w:rPr>
+          <w:rFonts w:ascii="Yu Gothic" w:eastAsia="Yu Gothic" w:hAnsi="Yu Gothic" w:hint="eastAsia"/>
+          <w:sz w:val="24"/>
+        </w:rPr>
+        <w:t>この</w:t>
+      </w:r>
+      <w:r>
+        <w:rPr>
+          <w:rFonts w:ascii="Yu Gothic" w:eastAsia="Yu Gothic" w:hAnsi="Yu Gothic" w:hint="eastAsia"/>
+          <w:sz w:val="24"/>
+        </w:rPr>
+        <w:t>概念の実装については</w:t>
+      </w:r>
+      <w:r>
+        <w:rPr>
+          <w:rFonts w:ascii="Yu Gothic" w:eastAsia="Yu Gothic" w:hAnsi="Yu Gothic" w:hint="eastAsia"/>
+          <w:sz w:val="24"/>
+        </w:rPr>
+        <w:t>論述の通り</w:t>
+      </w:r>
+      <w:r>
+        <w:rPr>
+          <w:rFonts w:ascii="Yu Gothic" w:eastAsia="Yu Gothic" w:hAnsi="Yu Gothic" w:hint="eastAsia"/>
+          <w:sz w:val="24"/>
+        </w:rPr>
+        <w:t>デュアルエンジンである必要はなく</w:t>
+      </w:r>
+      <w:r>
+        <w:rPr>
+          <w:rFonts w:ascii="Yu Gothic" w:eastAsia="Yu Gothic" w:hAnsi="Yu Gothic" w:hint="eastAsia"/>
+          <w:sz w:val="24"/>
+        </w:rPr>
+        <w:t>（第7章）</w:t>
+      </w:r>
+      <w:r>
+        <w:rPr>
+          <w:rFonts w:ascii="Yu Gothic" w:eastAsia="Yu Gothic" w:hAnsi="Yu Gothic" w:hint="eastAsia"/>
+          <w:sz w:val="24"/>
+        </w:rPr>
+        <w:t>、</w:t>
+      </w:r>
+    </w:p>
+    <w:p>
+      <w:pPr>
+        <w:rPr>
+          <w:rFonts w:ascii="Yu Gothic" w:eastAsia="Yu Gothic" w:hAnsi="Yu Gothic"/>
+          <w:sz w:val="24"/>
+        </w:rPr>
+      </w:pPr>
+      <w:r>
+        <w:rPr>
+          <w:rFonts w:ascii="Yu Gothic" w:eastAsia="Yu Gothic" w:hAnsi="Yu Gothic" w:hint="eastAsia"/>
+          <w:sz w:val="24"/>
+        </w:rPr>
+        <w:t>コア理論になる「引力マップ(第4章)」と「意味的デフラグ(第5章)」</w:t>
+      </w:r>
+      <w:r>
+        <w:rPr>
+          <w:rFonts w:ascii="Yu Gothic" w:eastAsia="Yu Gothic" w:hAnsi="Yu Gothic" w:hint="eastAsia"/>
+          <w:sz w:val="24"/>
+        </w:rPr>
+        <w:t>を</w:t>
+      </w:r>
+      <w:r>
+        <w:rPr>
+          <w:rFonts w:ascii="Yu Gothic" w:eastAsia="Yu Gothic" w:hAnsi="Yu Gothic" w:hint="eastAsia"/>
+          <w:sz w:val="24"/>
+        </w:rPr>
+        <w:t>既存のLLMを一切変更することなく実装できることが</w:t>
+      </w:r>
+      <w:r>
+        <w:rPr>
+          <w:rFonts w:ascii="Yu Gothic" w:eastAsia="Yu Gothic" w:hAnsi="Yu Gothic" w:hint="eastAsia"/>
+          <w:sz w:val="24"/>
+        </w:rPr>
+        <w:t>大きな</w:t>
+      </w:r>
+      <w:r>
+        <w:rPr>
+          <w:rFonts w:ascii="Yu Gothic" w:eastAsia="Yu Gothic" w:hAnsi="Yu Gothic" w:hint="eastAsia"/>
+          <w:sz w:val="24"/>
+        </w:rPr>
+        <w:t>強みとなります。</w:t>
       </w:r>
     </w:p>
     <w:p>
@@ -246,37 +478,134 @@
           <w:rFonts w:ascii="Yu Gothic" w:eastAsia="Yu Gothic" w:hAnsi="Yu Gothic" w:hint="eastAsia"/>
           <w:sz w:val="24"/>
         </w:rPr>
-        <w:t>監査ログの保存、等が可能となります。</w:t>
-      </w:r>
-    </w:p>
-    <w:p>
-      <w:pPr>
-        <w:rPr>
-          <w:rFonts w:ascii="Yu Gothic" w:eastAsia="Yu Gothic" w:hAnsi="Yu Gothic"/>
-          <w:sz w:val="24"/>
-        </w:rPr>
-      </w:pPr>
-    </w:p>
-    <w:p>
-      <w:pPr>
-        <w:rPr>
-          <w:rFonts w:ascii="Yu Gothic" w:eastAsia="Yu Gothic" w:hAnsi="Yu Gothic"/>
-          <w:sz w:val="24"/>
-        </w:rPr>
-      </w:pPr>
-    </w:p>
-    <w:p>
-      <w:pPr>
-        <w:rPr>
-          <w:rFonts w:ascii="Yu Gothic" w:eastAsia="Yu Gothic" w:hAnsi="Yu Gothic"/>
-          <w:sz w:val="24"/>
-        </w:rPr>
-      </w:pPr>
-    </w:p>
-    <w:p>
-      <w:pPr>
-        <w:rPr>
-          <w:rFonts w:ascii="Yu Gothic" w:eastAsia="Yu Gothic" w:hAnsi="Yu Gothic"/>
+        <w:t>監査ログの保存、</w:t>
+      </w:r>
+      <w:r>
+        <w:rPr>
+          <w:rFonts w:ascii="Yu Gothic" w:eastAsia="Yu Gothic" w:hAnsi="Yu Gothic" w:hint="eastAsia"/>
+          <w:sz w:val="24"/>
+        </w:rPr>
+        <w:t>など</w:t>
+      </w:r>
+      <w:r>
+        <w:rPr>
+          <w:rFonts w:ascii="Yu Gothic" w:eastAsia="Yu Gothic" w:hAnsi="Yu Gothic" w:hint="eastAsia"/>
+          <w:sz w:val="24"/>
+        </w:rPr>
+        <w:t>が可能となります。</w:t>
+      </w:r>
+    </w:p>
+    <w:p>
+      <w:pPr>
+        <w:rPr>
+          <w:rFonts w:ascii="Yu Gothic" w:eastAsia="Yu Gothic" w:hAnsi="Yu Gothic" w:hint="eastAsia"/>
+          <w:b/>
+          <w:bCs/>
+          <w:sz w:val="24"/>
+        </w:rPr>
+      </w:pPr>
+      <w:r>
+        <w:rPr>
+          <w:rFonts w:ascii="Yu Gothic" w:eastAsia="Yu Gothic" w:hAnsi="Yu Gothic" w:hint="eastAsia"/>
+          <w:b/>
+          <w:bCs/>
+          <w:sz w:val="24"/>
+        </w:rPr>
+        <w:t>つまり</w:t>
+      </w:r>
+      <w:r>
+        <w:rPr>
+          <w:rFonts w:ascii="Yu Gothic" w:eastAsia="Yu Gothic" w:hAnsi="Yu Gothic"/>
+          <w:b/>
+          <w:bCs/>
+          <w:sz w:val="24"/>
+        </w:rPr>
+        <w:t>本研究は、</w:t>
+      </w:r>
+      <w:r>
+        <w:rPr>
+          <w:rFonts w:ascii="Yu Gothic" w:eastAsia="Yu Gothic" w:hAnsi="Yu Gothic" w:hint="eastAsia"/>
+          <w:b/>
+          <w:bCs/>
+          <w:sz w:val="24"/>
+        </w:rPr>
+        <w:t>「</w:t>
+      </w:r>
+      <w:r>
+        <w:rPr>
+          <w:rFonts w:ascii="Yu Gothic" w:eastAsia="Yu Gothic" w:hAnsi="Yu Gothic"/>
+          <w:b/>
+          <w:bCs/>
+          <w:sz w:val="24"/>
+        </w:rPr>
+        <w:t>AIの記憶構造</w:t>
+      </w:r>
+      <w:r>
+        <w:rPr>
+          <w:rFonts w:ascii="Yu Gothic" w:eastAsia="Yu Gothic" w:hAnsi="Yu Gothic" w:hint="eastAsia"/>
+          <w:b/>
+          <w:bCs/>
+          <w:sz w:val="24"/>
+        </w:rPr>
+        <w:t>自体</w:t>
+      </w:r>
+      <w:r>
+        <w:rPr>
+          <w:rFonts w:ascii="Yu Gothic" w:eastAsia="Yu Gothic" w:hAnsi="Yu Gothic"/>
+          <w:b/>
+          <w:bCs/>
+          <w:sz w:val="24"/>
+        </w:rPr>
+        <w:t>を見直す試</w:t>
+      </w:r>
+      <w:r>
+        <w:rPr>
+          <w:rFonts w:ascii="Yu Gothic" w:eastAsia="Yu Gothic" w:hAnsi="Yu Gothic" w:hint="eastAsia"/>
+          <w:b/>
+          <w:bCs/>
+          <w:sz w:val="24"/>
+        </w:rPr>
+        <w:t>みのひとつ</w:t>
+      </w:r>
+      <w:r>
+        <w:rPr>
+          <w:rFonts w:ascii="Yu Gothic" w:eastAsia="Yu Gothic" w:hAnsi="Yu Gothic" w:hint="eastAsia"/>
+          <w:b/>
+          <w:bCs/>
+          <w:sz w:val="24"/>
+        </w:rPr>
+        <w:t>」</w:t>
+      </w:r>
+      <w:r>
+        <w:rPr>
+          <w:rFonts w:ascii="Yu Gothic" w:eastAsia="Yu Gothic" w:hAnsi="Yu Gothic" w:hint="eastAsia"/>
+          <w:b/>
+          <w:bCs/>
+          <w:sz w:val="24"/>
+        </w:rPr>
+        <w:t>となります。</w:t>
+      </w:r>
+    </w:p>
+    <w:p>
+      <w:pPr>
+        <w:rPr>
+          <w:rFonts w:ascii="Yu Gothic" w:eastAsia="Yu Gothic" w:hAnsi="Yu Gothic"/>
+          <w:sz w:val="24"/>
+        </w:rPr>
+      </w:pPr>
+    </w:p>
+    <w:p>
+      <w:pPr>
+        <w:rPr>
+          <w:rFonts w:ascii="Yu Gothic" w:eastAsia="Yu Gothic" w:hAnsi="Yu Gothic" w:hint="eastAsia"/>
+          <w:sz w:val="24"/>
+        </w:rPr>
+      </w:pPr>
+    </w:p>
+    <w:p>
+      <w:pPr>
+        <w:rPr>
+          <w:rFonts w:ascii="Yu Gothic" w:eastAsia="Yu Gothic" w:hAnsi="Yu Gothic" w:hint="eastAsia"/>
           <w:sz w:val="24"/>
         </w:rPr>
       </w:pPr>
@@ -353,22 +682,51 @@
           <w:rFonts w:ascii="Yu Gothic" w:eastAsia="Yu Gothic" w:hAnsi="Yu Gothic"/>
           <w:sz w:val="24"/>
         </w:rPr>
-        <w:t>入力は意味ベクトルとキーフレーズに分解されKVキャッシュハブへ統合される。</w:t>
-      </w:r>
-    </w:p>
-    <w:p>
-      <w:pPr>
-        <w:rPr>
-          <w:rFonts w:ascii="Yu Gothic" w:eastAsia="Yu Gothic" w:hAnsi="Yu Gothic"/>
-          <w:sz w:val="24"/>
-        </w:rPr>
-      </w:pPr>
-      <w:r>
-        <w:rPr>
-          <w:rFonts w:ascii="Yu Gothic" w:eastAsia="Yu Gothic" w:hAnsi="Yu Gothic"/>
-          <w:sz w:val="24"/>
-        </w:rPr>
-        <w:t>最終的な応答はデフラグと代謝によって再び記憶へ反映される。</w:t>
+        <w:t>入力は意味ベクトルとキーフレーズに分解されKVキャッシュハブへ統合さ</w:t>
+      </w:r>
+      <w:r>
+        <w:rPr>
+          <w:rFonts w:ascii="Yu Gothic" w:eastAsia="Yu Gothic" w:hAnsi="Yu Gothic" w:hint="eastAsia"/>
+          <w:sz w:val="24"/>
+        </w:rPr>
+        <w:t>れる</w:t>
+      </w:r>
+      <w:r>
+        <w:rPr>
+          <w:rFonts w:ascii="Yu Gothic" w:eastAsia="Yu Gothic" w:hAnsi="Yu Gothic"/>
+          <w:sz w:val="24"/>
+        </w:rPr>
+        <w:t>。</w:t>
+      </w:r>
+    </w:p>
+    <w:p>
+      <w:pPr>
+        <w:rPr>
+          <w:rFonts w:ascii="Yu Gothic" w:eastAsia="Yu Gothic" w:hAnsi="Yu Gothic"/>
+          <w:sz w:val="24"/>
+        </w:rPr>
+      </w:pPr>
+      <w:r>
+        <w:rPr>
+          <w:rFonts w:ascii="Yu Gothic" w:eastAsia="Yu Gothic" w:hAnsi="Yu Gothic"/>
+          <w:sz w:val="24"/>
+        </w:rPr>
+        <w:lastRenderedPageBreak/>
+        <w:t>最終的な応答はデフラグと代謝によって再び記憶へ反映され</w:t>
+      </w:r>
+      <w:r>
+        <w:rPr>
+          <w:rFonts w:ascii="Yu Gothic" w:eastAsia="Yu Gothic" w:hAnsi="Yu Gothic" w:hint="eastAsia"/>
+          <w:sz w:val="24"/>
+        </w:rPr>
+        <w:t>る</w:t>
+      </w:r>
+      <w:r>
+        <w:rPr>
+          <w:rFonts w:ascii="Yu Gothic" w:eastAsia="Yu Gothic" w:hAnsi="Yu Gothic"/>
+          <w:sz w:val="24"/>
+        </w:rPr>
+        <w:t>。</w:t>
       </w:r>
     </w:p>
     <w:p>
@@ -400,7 +758,6 @@
           <w:noProof/>
           <w:sz w:val="24"/>
         </w:rPr>
-        <w:lastRenderedPageBreak/>
         <w:drawing>
           <wp:inline distT="0" distB="0" distL="0" distR="0" wp14:anchorId="28DA5DDE" wp14:editId="31D802C3">
             <wp:extent cx="4230094" cy="8412025"/>
@@ -516,6 +873,7 @@
           <w:rFonts w:ascii="Yu Gothic" w:eastAsia="Yu Gothic" w:hAnsi="Yu Gothic"/>
           <w:sz w:val="24"/>
         </w:rPr>
+        <w:lastRenderedPageBreak/>
         <w:t>意味的に近いが対立する意見の検知</w:t>
       </w:r>
     </w:p>
@@ -554,7 +912,6 @@
           <w:rFonts w:ascii="Yu Gothic" w:eastAsia="Yu Gothic" w:hAnsi="Yu Gothic"/>
           <w:sz w:val="24"/>
         </w:rPr>
-        <w:lastRenderedPageBreak/>
         <w:t>古い情報の段階的忘却（代謝）</w:t>
       </w:r>
     </w:p>
@@ -1123,6 +1480,7 @@
           <w:rFonts w:ascii="Yu Gothic" w:eastAsia="Yu Gothic" w:hAnsi="Yu Gothic"/>
           <w:sz w:val="24"/>
         </w:rPr>
+        <w:lastRenderedPageBreak/>
         <w:t>    %% ==========================================</w:t>
       </w:r>
     </w:p>
@@ -1185,7 +1543,6 @@
           <w:rFonts w:ascii="Yu Gothic" w:eastAsia="Yu Gothic" w:hAnsi="Yu Gothic"/>
           <w:sz w:val="24"/>
         </w:rPr>
-        <w:lastRenderedPageBreak/>
         <w:t xml:space="preserve">    </w:t>
       </w:r>
       <w:proofErr w:type="spellStart"/>
@@ -2526,7 +2883,6 @@
   <w:style w:type="character" w:default="1" w:styleId="a0">
     <w:name w:val="Default Paragraph Font"/>
     <w:uiPriority w:val="1"/>
-    <w:semiHidden/>
     <w:unhideWhenUsed/>
   </w:style>
   <w:style w:type="table" w:default="1" w:styleId="a1">

--- a/ドキュメント清書/第0章_本論文の読み方.docx
+++ b/ドキュメント清書/第0章_本論文の読み方.docx
@@ -41,25 +41,25 @@
           <w:sz w:val="24"/>
         </w:rPr>
       </w:pPr>
-    </w:p>
-    <w:p>
-      <w:pPr>
-        <w:rPr>
-          <w:rFonts w:ascii="Yu Gothic" w:eastAsia="Yu Gothic" w:hAnsi="Yu Gothic"/>
+      <w:r>
+        <w:rPr>
+          <w:rFonts w:ascii="Yu Gothic" w:eastAsia="Yu Gothic" w:hAnsi="Yu Gothic" w:hint="eastAsia"/>
           <w:b/>
           <w:bCs/>
           <w:sz w:val="24"/>
         </w:rPr>
-      </w:pPr>
-      <w:r>
-        <w:rPr>
-          <w:rFonts w:ascii="Yu Gothic" w:eastAsia="Yu Gothic" w:hAnsi="Yu Gothic"/>
+        <w:t>導入</w:t>
+      </w:r>
+    </w:p>
+    <w:p>
+      <w:pPr>
+        <w:rPr>
+          <w:rFonts w:ascii="Yu Gothic" w:eastAsia="Yu Gothic" w:hAnsi="Yu Gothic" w:hint="eastAsia"/>
           <w:b/>
           <w:bCs/>
           <w:sz w:val="24"/>
         </w:rPr>
-        <w:t>はじめに──なぜ「意味キューブ」が必要なのか</w:t>
-      </w:r>
+      </w:pPr>
     </w:p>
     <w:p>
       <w:pPr>
@@ -70,98 +70,25 @@
           <w:sz w:val="24"/>
         </w:rPr>
       </w:pPr>
-    </w:p>
-    <w:p>
-      <w:pPr>
+      <w:r>
         <w:rPr>
           <w:rFonts w:ascii="Yu Gothic" w:eastAsia="Yu Gothic" w:hAnsi="Yu Gothic"/>
           <w:b/>
           <w:bCs/>
           <w:sz w:val="24"/>
         </w:rPr>
-      </w:pPr>
-    </w:p>
-    <w:p>
-      <w:pPr>
-        <w:rPr>
-          <w:rFonts w:ascii="Yu Gothic" w:eastAsia="Yu Gothic" w:hAnsi="Yu Gothic"/>
-          <w:sz w:val="24"/>
-        </w:rPr>
-      </w:pPr>
-      <w:r>
-        <w:rPr>
-          <w:rFonts w:ascii="Yu Gothic" w:eastAsia="Yu Gothic" w:hAnsi="Yu Gothic"/>
-          <w:sz w:val="24"/>
-        </w:rPr>
-        <w:t>現在の大規模言語モデル（LLM）は、高度な自然言語理解と生成を実現している一方で、記憶の扱いには構造的な限界を抱えてい</w:t>
-      </w:r>
-      <w:r>
-        <w:rPr>
-          <w:rFonts w:ascii="Yu Gothic" w:eastAsia="Yu Gothic" w:hAnsi="Yu Gothic" w:hint="eastAsia"/>
-          <w:sz w:val="24"/>
-        </w:rPr>
-        <w:t>ます。</w:t>
-      </w:r>
-    </w:p>
-    <w:p>
-      <w:pPr>
-        <w:rPr>
-          <w:rFonts w:ascii="Yu Gothic" w:eastAsia="Yu Gothic" w:hAnsi="Yu Gothic"/>
-          <w:sz w:val="24"/>
-        </w:rPr>
-      </w:pPr>
-      <w:r>
-        <w:rPr>
-          <w:rFonts w:ascii="Yu Gothic" w:eastAsia="Yu Gothic" w:hAnsi="Yu Gothic"/>
-          <w:sz w:val="24"/>
-        </w:rPr>
-        <w:t>既存のLLMは、基本的に一次元のテキスト列として文脈を保持し、その線形な流れの上で推論を行</w:t>
-      </w:r>
-      <w:r>
-        <w:rPr>
-          <w:rFonts w:ascii="Yu Gothic" w:eastAsia="Yu Gothic" w:hAnsi="Yu Gothic" w:hint="eastAsia"/>
-          <w:sz w:val="24"/>
-        </w:rPr>
-        <w:t>っています。</w:t>
-      </w:r>
-    </w:p>
-    <w:p>
-      <w:pPr>
-        <w:rPr>
-          <w:rFonts w:ascii="Yu Gothic" w:eastAsia="Yu Gothic" w:hAnsi="Yu Gothic"/>
-          <w:sz w:val="24"/>
-        </w:rPr>
-      </w:pPr>
-      <w:r>
-        <w:rPr>
-          <w:rFonts w:ascii="Yu Gothic" w:eastAsia="Yu Gothic" w:hAnsi="Yu Gothic" w:hint="eastAsia"/>
-          <w:sz w:val="24"/>
-        </w:rPr>
-        <w:t>今の</w:t>
-      </w:r>
-      <w:r>
-        <w:rPr>
-          <w:rFonts w:ascii="Yu Gothic" w:eastAsia="Yu Gothic" w:hAnsi="Yu Gothic"/>
-          <w:sz w:val="24"/>
-        </w:rPr>
-        <w:t>AIは、</w:t>
-      </w:r>
-      <w:r>
+        <w:t>AIとしばらく会話しているとさっき言っていたことと少し違うことを言い出したり、話の筋がズレてしまうことがあります。</w:t>
+      </w:r>
+    </w:p>
+    <w:p>
+      <w:pPr>
         <w:rPr>
           <w:rFonts w:ascii="Yu Gothic" w:eastAsia="Yu Gothic" w:hAnsi="Yu Gothic"/>
           <w:b/>
           <w:bCs/>
           <w:sz w:val="24"/>
         </w:rPr>
-        <w:t>長い会話を一本のテキストとして抱え続ける</w:t>
-      </w:r>
-      <w:r>
-        <w:rPr>
-          <w:rFonts w:ascii="Yu Gothic" w:eastAsia="Yu Gothic" w:hAnsi="Yu Gothic"/>
-          <w:sz w:val="24"/>
-        </w:rPr>
-        <w:t>ため、話題が増えるほど</w:t>
-      </w:r>
+      </w:pPr>
       <w:r>
         <w:rPr>
           <w:rFonts w:ascii="Yu Gothic" w:eastAsia="Yu Gothic" w:hAnsi="Yu Gothic"/>
@@ -169,23 +96,8 @@
           <w:bCs/>
           <w:sz w:val="24"/>
         </w:rPr>
-        <w:t>ノイズや忘却が起きやすくなる</w:t>
-      </w:r>
-      <w:r>
-        <w:rPr>
-          <w:rFonts w:ascii="Yu Gothic" w:eastAsia="Yu Gothic" w:hAnsi="Yu Gothic" w:hint="eastAsia"/>
-          <w:sz w:val="24"/>
-        </w:rPr>
-        <w:t>構造をしています。</w:t>
-      </w:r>
-    </w:p>
-    <w:p>
-      <w:pPr>
-        <w:rPr>
-          <w:rFonts w:ascii="Yu Gothic" w:eastAsia="Yu Gothic" w:hAnsi="Yu Gothic"/>
-          <w:sz w:val="24"/>
-        </w:rPr>
-      </w:pPr>
+        <w:t>これは単なるミスではなく、実は現在のAIの「記憶の仕組み」によって構造的に起きてしまう現象です。</w:t>
+      </w:r>
     </w:p>
     <w:p>
       <w:pPr>
@@ -196,393 +108,503 @@
           <w:sz w:val="24"/>
         </w:rPr>
       </w:pPr>
-    </w:p>
-    <w:p>
-      <w:pPr>
-        <w:rPr>
-          <w:rFonts w:ascii="Yu Gothic" w:eastAsia="Yu Gothic" w:hAnsi="Yu Gothic"/>
-          <w:sz w:val="24"/>
-        </w:rPr>
-      </w:pPr>
-      <w:r>
-        <w:rPr>
-          <w:rFonts w:ascii="Yu Gothic" w:eastAsia="Yu Gothic" w:hAnsi="Yu Gothic"/>
-          <w:sz w:val="24"/>
-        </w:rPr>
-        <w:t>本研究 Semantic Cube Architecture は、この問題に対し、記憶を「長い一本のテキスト」として保持するのではなく、意味単位で分割された記憶ブロックとして扱うアプローチを提案</w:t>
-      </w:r>
-      <w:r>
-        <w:rPr>
-          <w:rFonts w:ascii="Yu Gothic" w:eastAsia="Yu Gothic" w:hAnsi="Yu Gothic" w:hint="eastAsia"/>
-          <w:sz w:val="24"/>
-        </w:rPr>
-        <w:t>しています</w:t>
-      </w:r>
-      <w:r>
-        <w:rPr>
-          <w:rFonts w:ascii="Yu Gothic" w:eastAsia="Yu Gothic" w:hAnsi="Yu Gothic"/>
-          <w:sz w:val="24"/>
-        </w:rPr>
-        <w:t>。</w:t>
-      </w:r>
-    </w:p>
-    <w:p>
-      <w:pPr>
-        <w:rPr>
-          <w:rFonts w:ascii="Yu Gothic" w:eastAsia="Yu Gothic" w:hAnsi="Yu Gothic"/>
-          <w:sz w:val="24"/>
-        </w:rPr>
-      </w:pPr>
-      <w:r>
-        <w:rPr>
-          <w:rFonts w:ascii="Yu Gothic" w:eastAsia="Yu Gothic" w:hAnsi="Yu Gothic"/>
-          <w:sz w:val="24"/>
-        </w:rPr>
-        <w:t xml:space="preserve">その基本単位が 意味キューブ（Semantic Cube） </w:t>
-      </w:r>
-      <w:r>
-        <w:rPr>
-          <w:rFonts w:ascii="Yu Gothic" w:eastAsia="Yu Gothic" w:hAnsi="Yu Gothic" w:hint="eastAsia"/>
-          <w:sz w:val="24"/>
-        </w:rPr>
-        <w:t>になります。</w:t>
-      </w:r>
-    </w:p>
-    <w:p>
-      <w:pPr>
-        <w:rPr>
-          <w:rFonts w:ascii="Yu Gothic" w:eastAsia="Yu Gothic" w:hAnsi="Yu Gothic"/>
-          <w:sz w:val="24"/>
-        </w:rPr>
-      </w:pPr>
-    </w:p>
-    <w:p>
-      <w:pPr>
-        <w:rPr>
-          <w:rFonts w:ascii="Yu Gothic" w:eastAsia="Yu Gothic" w:hAnsi="Yu Gothic"/>
-          <w:sz w:val="24"/>
-        </w:rPr>
-      </w:pPr>
-      <w:r>
-        <w:rPr>
-          <w:rFonts w:ascii="Yu Gothic" w:eastAsia="Yu Gothic" w:hAnsi="Yu Gothic"/>
-          <w:sz w:val="24"/>
-        </w:rPr>
-        <w:t>意味キューブとは、テキスト、意味ベクトル、語義の手がかり、時間や参照履歴に関するメタデータを一体化した、意味のかたまりとしての記憶単位で</w:t>
-      </w:r>
-      <w:r>
-        <w:rPr>
-          <w:rFonts w:ascii="Yu Gothic" w:eastAsia="Yu Gothic" w:hAnsi="Yu Gothic" w:hint="eastAsia"/>
-          <w:sz w:val="24"/>
-        </w:rPr>
-        <w:t>す。</w:t>
-      </w:r>
-    </w:p>
-    <w:p>
-      <w:pPr>
-        <w:rPr>
-          <w:rFonts w:ascii="Yu Gothic" w:eastAsia="Yu Gothic" w:hAnsi="Yu Gothic"/>
-          <w:sz w:val="24"/>
-        </w:rPr>
-      </w:pPr>
-      <w:r>
-        <w:rPr>
-          <w:rFonts w:ascii="Yu Gothic" w:eastAsia="Yu Gothic" w:hAnsi="Yu Gothic" w:hint="eastAsia"/>
-          <w:sz w:val="24"/>
-        </w:rPr>
-        <w:t>これは、</w:t>
-      </w:r>
-      <w:r>
-        <w:rPr>
-          <w:rFonts w:ascii="Yu Gothic" w:eastAsia="Yu Gothic" w:hAnsi="Yu Gothic"/>
-          <w:sz w:val="24"/>
-        </w:rPr>
-        <w:t>AIに「たくさん覚えさせる」ための仕組みではなく、必要なことを思い出し、不要なことを自然に捨てるための仕組み</w:t>
-      </w:r>
-      <w:r>
-        <w:rPr>
-          <w:rFonts w:ascii="Yu Gothic" w:eastAsia="Yu Gothic" w:hAnsi="Yu Gothic" w:hint="eastAsia"/>
-          <w:sz w:val="24"/>
-        </w:rPr>
-        <w:t>になります。</w:t>
-      </w:r>
-    </w:p>
-    <w:p>
-      <w:pPr>
-        <w:rPr>
-          <w:rFonts w:ascii="Yu Gothic" w:eastAsia="Yu Gothic" w:hAnsi="Yu Gothic"/>
-          <w:sz w:val="24"/>
-        </w:rPr>
-      </w:pPr>
-    </w:p>
-    <w:p>
-      <w:pPr>
-        <w:rPr>
-          <w:rFonts w:ascii="Yu Gothic" w:eastAsia="Yu Gothic" w:hAnsi="Yu Gothic"/>
-          <w:sz w:val="24"/>
-        </w:rPr>
-      </w:pPr>
-    </w:p>
-    <w:p>
-      <w:pPr>
-        <w:rPr>
-          <w:rFonts w:ascii="Yu Gothic" w:eastAsia="Yu Gothic" w:hAnsi="Yu Gothic"/>
-          <w:sz w:val="24"/>
-        </w:rPr>
-      </w:pPr>
-      <w:r>
-        <w:rPr>
-          <w:rFonts w:ascii="Yu Gothic" w:eastAsia="Yu Gothic" w:hAnsi="Yu Gothic" w:hint="eastAsia"/>
-          <w:sz w:val="24"/>
-        </w:rPr>
-        <w:t>この</w:t>
-      </w:r>
-      <w:r>
-        <w:rPr>
-          <w:rFonts w:ascii="Yu Gothic" w:eastAsia="Yu Gothic" w:hAnsi="Yu Gothic" w:hint="eastAsia"/>
-          <w:sz w:val="24"/>
-        </w:rPr>
-        <w:t>概念の実装については</w:t>
-      </w:r>
-      <w:r>
-        <w:rPr>
-          <w:rFonts w:ascii="Yu Gothic" w:eastAsia="Yu Gothic" w:hAnsi="Yu Gothic" w:hint="eastAsia"/>
-          <w:sz w:val="24"/>
-        </w:rPr>
-        <w:t>論述の通り</w:t>
-      </w:r>
-      <w:r>
-        <w:rPr>
-          <w:rFonts w:ascii="Yu Gothic" w:eastAsia="Yu Gothic" w:hAnsi="Yu Gothic" w:hint="eastAsia"/>
-          <w:sz w:val="24"/>
-        </w:rPr>
-        <w:t>デュアルエンジンである必要はなく</w:t>
-      </w:r>
-      <w:r>
-        <w:rPr>
-          <w:rFonts w:ascii="Yu Gothic" w:eastAsia="Yu Gothic" w:hAnsi="Yu Gothic" w:hint="eastAsia"/>
-          <w:sz w:val="24"/>
-        </w:rPr>
-        <w:t>（第7章）</w:t>
-      </w:r>
-      <w:r>
-        <w:rPr>
-          <w:rFonts w:ascii="Yu Gothic" w:eastAsia="Yu Gothic" w:hAnsi="Yu Gothic" w:hint="eastAsia"/>
-          <w:sz w:val="24"/>
-        </w:rPr>
-        <w:t>、</w:t>
-      </w:r>
-    </w:p>
-    <w:p>
-      <w:pPr>
-        <w:rPr>
-          <w:rFonts w:ascii="Yu Gothic" w:eastAsia="Yu Gothic" w:hAnsi="Yu Gothic"/>
-          <w:sz w:val="24"/>
-        </w:rPr>
-      </w:pPr>
-      <w:r>
-        <w:rPr>
-          <w:rFonts w:ascii="Yu Gothic" w:eastAsia="Yu Gothic" w:hAnsi="Yu Gothic" w:hint="eastAsia"/>
-          <w:sz w:val="24"/>
-        </w:rPr>
-        <w:t>コア理論になる「引力マップ(第4章)」と「意味的デフラグ(第5章)」</w:t>
-      </w:r>
-      <w:r>
-        <w:rPr>
-          <w:rFonts w:ascii="Yu Gothic" w:eastAsia="Yu Gothic" w:hAnsi="Yu Gothic" w:hint="eastAsia"/>
-          <w:sz w:val="24"/>
-        </w:rPr>
-        <w:t>を</w:t>
-      </w:r>
-      <w:r>
-        <w:rPr>
-          <w:rFonts w:ascii="Yu Gothic" w:eastAsia="Yu Gothic" w:hAnsi="Yu Gothic" w:hint="eastAsia"/>
-          <w:sz w:val="24"/>
-        </w:rPr>
-        <w:t>既存のLLMを一切変更することなく実装できることが</w:t>
-      </w:r>
-      <w:r>
-        <w:rPr>
-          <w:rFonts w:ascii="Yu Gothic" w:eastAsia="Yu Gothic" w:hAnsi="Yu Gothic" w:hint="eastAsia"/>
-          <w:sz w:val="24"/>
-        </w:rPr>
-        <w:t>大きな</w:t>
-      </w:r>
-      <w:r>
-        <w:rPr>
-          <w:rFonts w:ascii="Yu Gothic" w:eastAsia="Yu Gothic" w:hAnsi="Yu Gothic" w:hint="eastAsia"/>
-          <w:sz w:val="24"/>
-        </w:rPr>
-        <w:t>強みとなります。</w:t>
-      </w:r>
-    </w:p>
-    <w:p>
-      <w:pPr>
-        <w:rPr>
-          <w:rFonts w:ascii="Yu Gothic" w:eastAsia="Yu Gothic" w:hAnsi="Yu Gothic"/>
-          <w:sz w:val="24"/>
-        </w:rPr>
-      </w:pPr>
-    </w:p>
-    <w:p>
-      <w:pPr>
-        <w:rPr>
-          <w:rFonts w:ascii="Yu Gothic" w:eastAsia="Yu Gothic" w:hAnsi="Yu Gothic"/>
-          <w:sz w:val="24"/>
-        </w:rPr>
-      </w:pPr>
-      <w:r>
-        <w:rPr>
-          <w:rFonts w:ascii="Yu Gothic" w:eastAsia="Yu Gothic" w:hAnsi="Yu Gothic" w:hint="eastAsia"/>
-          <w:sz w:val="24"/>
-        </w:rPr>
-        <w:t>本概念の実装だけで、ハルシネーション検知、意見の内部葛藤検知、気づき</w:t>
-      </w:r>
-      <w:r>
-        <w:rPr>
-          <w:rFonts w:ascii="Yu Gothic" w:eastAsia="Yu Gothic" w:hAnsi="Yu Gothic" w:hint="eastAsia"/>
-          <w:sz w:val="24"/>
-        </w:rPr>
-        <w:t>（デフラグで発生した視点の浮上）</w:t>
-      </w:r>
-      <w:r>
-        <w:rPr>
-          <w:rFonts w:ascii="Yu Gothic" w:eastAsia="Yu Gothic" w:hAnsi="Yu Gothic" w:hint="eastAsia"/>
-          <w:sz w:val="24"/>
-        </w:rPr>
-        <w:t>の</w:t>
-      </w:r>
-      <w:r>
-        <w:rPr>
-          <w:rFonts w:ascii="Yu Gothic" w:eastAsia="Yu Gothic" w:hAnsi="Yu Gothic" w:hint="eastAsia"/>
-          <w:sz w:val="24"/>
-        </w:rPr>
-        <w:t>提示</w:t>
-      </w:r>
-      <w:r>
-        <w:rPr>
-          <w:rFonts w:ascii="Yu Gothic" w:eastAsia="Yu Gothic" w:hAnsi="Yu Gothic" w:hint="eastAsia"/>
-          <w:sz w:val="24"/>
-        </w:rPr>
-        <w:t>、AIの</w:t>
-      </w:r>
-      <w:r>
-        <w:rPr>
-          <w:rFonts w:ascii="Yu Gothic" w:eastAsia="Yu Gothic" w:hAnsi="Yu Gothic" w:hint="eastAsia"/>
-          <w:sz w:val="24"/>
-        </w:rPr>
-        <w:t>思考と根拠の</w:t>
-      </w:r>
-      <w:r>
-        <w:rPr>
-          <w:rFonts w:ascii="Yu Gothic" w:eastAsia="Yu Gothic" w:hAnsi="Yu Gothic" w:hint="eastAsia"/>
-          <w:sz w:val="24"/>
-        </w:rPr>
-        <w:t>監査ログの保存、</w:t>
-      </w:r>
-      <w:r>
-        <w:rPr>
-          <w:rFonts w:ascii="Yu Gothic" w:eastAsia="Yu Gothic" w:hAnsi="Yu Gothic" w:hint="eastAsia"/>
-          <w:sz w:val="24"/>
-        </w:rPr>
-        <w:t>など</w:t>
-      </w:r>
-      <w:r>
-        <w:rPr>
-          <w:rFonts w:ascii="Yu Gothic" w:eastAsia="Yu Gothic" w:hAnsi="Yu Gothic" w:hint="eastAsia"/>
-          <w:sz w:val="24"/>
-        </w:rPr>
-        <w:t>が可能となります。</w:t>
-      </w:r>
-    </w:p>
-    <w:p>
-      <w:pPr>
-        <w:rPr>
-          <w:rFonts w:ascii="Yu Gothic" w:eastAsia="Yu Gothic" w:hAnsi="Yu Gothic" w:hint="eastAsia"/>
+      <w:r>
+        <w:rPr>
+          <w:rFonts w:ascii="Yu Gothic" w:eastAsia="Yu Gothic" w:hAnsi="Yu Gothic"/>
           <w:b/>
           <w:bCs/>
           <w:sz w:val="24"/>
         </w:rPr>
-      </w:pPr>
-      <w:r>
+        <w:t>本研究では、この問題に対して、記憶の持ち方そのものを見直すことで、長期的な整合性と判断精度を維持する仕組みを提案します。</w:t>
+      </w:r>
+    </w:p>
+    <w:p>
+      <w:pPr>
         <w:rPr>
           <w:rFonts w:ascii="Yu Gothic" w:eastAsia="Yu Gothic" w:hAnsi="Yu Gothic" w:hint="eastAsia"/>
           <w:b/>
           <w:bCs/>
           <w:sz w:val="24"/>
         </w:rPr>
-        <w:t>つまり</w:t>
-      </w:r>
-      <w:r>
+      </w:pPr>
+    </w:p>
+    <w:p>
+      <w:pPr>
         <w:rPr>
           <w:rFonts w:ascii="Yu Gothic" w:eastAsia="Yu Gothic" w:hAnsi="Yu Gothic"/>
           <w:b/>
           <w:bCs/>
           <w:sz w:val="24"/>
         </w:rPr>
-        <w:t>本研究は、</w:t>
-      </w:r>
-      <w:r>
+      </w:pPr>
+    </w:p>
+    <w:p>
+      <w:pPr>
         <w:rPr>
           <w:rFonts w:ascii="Yu Gothic" w:eastAsia="Yu Gothic" w:hAnsi="Yu Gothic" w:hint="eastAsia"/>
           <w:b/>
           <w:bCs/>
           <w:sz w:val="24"/>
         </w:rPr>
-        <w:t>「</w:t>
-      </w:r>
-      <w:r>
+      </w:pPr>
+    </w:p>
+    <w:p>
+      <w:pPr>
         <w:rPr>
           <w:rFonts w:ascii="Yu Gothic" w:eastAsia="Yu Gothic" w:hAnsi="Yu Gothic"/>
           <w:b/>
           <w:bCs/>
           <w:sz w:val="24"/>
         </w:rPr>
-        <w:t>AIの記憶構造</w:t>
-      </w:r>
-      <w:r>
-        <w:rPr>
-          <w:rFonts w:ascii="Yu Gothic" w:eastAsia="Yu Gothic" w:hAnsi="Yu Gothic" w:hint="eastAsia"/>
+      </w:pPr>
+      <w:r>
+        <w:rPr>
+          <w:rFonts w:ascii="Yu Gothic" w:eastAsia="Yu Gothic" w:hAnsi="Yu Gothic"/>
           <w:b/>
           <w:bCs/>
           <w:sz w:val="24"/>
         </w:rPr>
-        <w:t>自体</w:t>
-      </w:r>
-      <w:r>
-        <w:rPr>
-          <w:rFonts w:ascii="Yu Gothic" w:eastAsia="Yu Gothic" w:hAnsi="Yu Gothic"/>
+        <w:t>なぜ「意味キューブ」が必要なのか</w:t>
+      </w:r>
+    </w:p>
+    <w:p>
+      <w:pPr>
+        <w:rPr>
+          <w:rFonts w:ascii="Yu Gothic" w:eastAsia="Yu Gothic" w:hAnsi="Yu Gothic" w:hint="eastAsia"/>
           <w:b/>
           <w:bCs/>
           <w:sz w:val="24"/>
         </w:rPr>
-        <w:t>を見直す試</w:t>
-      </w:r>
-      <w:r>
-        <w:rPr>
-          <w:rFonts w:ascii="Yu Gothic" w:eastAsia="Yu Gothic" w:hAnsi="Yu Gothic" w:hint="eastAsia"/>
+      </w:pPr>
+    </w:p>
+    <w:p>
+      <w:pPr>
+        <w:rPr>
+          <w:rFonts w:ascii="Yu Gothic" w:eastAsia="Yu Gothic" w:hAnsi="Yu Gothic"/>
+          <w:sz w:val="24"/>
+        </w:rPr>
+      </w:pPr>
+      <w:r>
+        <w:rPr>
+          <w:rFonts w:ascii="Yu Gothic" w:eastAsia="Yu Gothic" w:hAnsi="Yu Gothic"/>
+          <w:sz w:val="24"/>
+        </w:rPr>
+        <w:t>現在の大規模言語モデル（LLM）は、基本的に</w:t>
+      </w:r>
+      <w:r>
+        <w:rPr>
+          <w:rFonts w:ascii="Yu Gothic" w:eastAsia="Yu Gothic" w:hAnsi="Yu Gothic"/>
           <w:b/>
           <w:bCs/>
           <w:sz w:val="24"/>
         </w:rPr>
-        <w:t>みのひとつ</w:t>
-      </w:r>
-      <w:r>
-        <w:rPr>
-          <w:rFonts w:ascii="Yu Gothic" w:eastAsia="Yu Gothic" w:hAnsi="Yu Gothic" w:hint="eastAsia"/>
+        <w:t>長い会話を一本のテキストとして抱え続ける</w:t>
+      </w:r>
+      <w:r>
+        <w:rPr>
+          <w:rFonts w:ascii="Yu Gothic" w:eastAsia="Yu Gothic" w:hAnsi="Yu Gothic"/>
+          <w:sz w:val="24"/>
+        </w:rPr>
+        <w:t>ため、話題が増えるほど</w:t>
+      </w:r>
+      <w:r>
+        <w:rPr>
+          <w:rFonts w:ascii="Yu Gothic" w:eastAsia="Yu Gothic" w:hAnsi="Yu Gothic"/>
           <w:b/>
           <w:bCs/>
           <w:sz w:val="24"/>
         </w:rPr>
-        <w:t>」</w:t>
-      </w:r>
-      <w:r>
+        <w:t>ノイズや忘却が起きやすくなる</w:t>
+      </w:r>
+      <w:r>
+        <w:rPr>
+          <w:rFonts w:ascii="Yu Gothic" w:eastAsia="Yu Gothic" w:hAnsi="Yu Gothic" w:hint="eastAsia"/>
+          <w:sz w:val="24"/>
+        </w:rPr>
+        <w:t>構造をしています。</w:t>
+      </w:r>
+    </w:p>
+    <w:p>
+      <w:pPr>
         <w:rPr>
           <w:rFonts w:ascii="Yu Gothic" w:eastAsia="Yu Gothic" w:hAnsi="Yu Gothic" w:hint="eastAsia"/>
           <w:b/>
           <w:bCs/>
           <w:sz w:val="24"/>
         </w:rPr>
+      </w:pPr>
+    </w:p>
+    <w:p>
+      <w:pPr>
+        <w:rPr>
+          <w:rFonts w:ascii="Yu Gothic" w:eastAsia="Yu Gothic" w:hAnsi="Yu Gothic"/>
+          <w:sz w:val="24"/>
+        </w:rPr>
+      </w:pPr>
+      <w:r>
+        <w:rPr>
+          <w:rFonts w:ascii="Yu Gothic" w:eastAsia="Yu Gothic" w:hAnsi="Yu Gothic"/>
+          <w:sz w:val="24"/>
+        </w:rPr>
+        <w:t>本研究 Semantic Cube Architecture は、この問題に対し</w:t>
+      </w:r>
+      <w:r>
+        <w:rPr>
+          <w:rFonts w:ascii="Yu Gothic" w:eastAsia="Yu Gothic" w:hAnsi="Yu Gothic" w:hint="eastAsia"/>
+          <w:sz w:val="24"/>
+        </w:rPr>
+        <w:t>、AIの記憶の持ち方を</w:t>
+      </w:r>
+      <w:r>
+        <w:rPr>
+          <w:rFonts w:ascii="Yu Gothic" w:eastAsia="Yu Gothic" w:hAnsi="Yu Gothic"/>
+          <w:sz w:val="24"/>
+        </w:rPr>
+        <w:t>意味単位で分割されたブロックとして扱うアプローチを提案</w:t>
+      </w:r>
+      <w:r>
+        <w:rPr>
+          <w:rFonts w:ascii="Yu Gothic" w:eastAsia="Yu Gothic" w:hAnsi="Yu Gothic" w:hint="eastAsia"/>
+          <w:sz w:val="24"/>
+        </w:rPr>
+        <w:t>しています</w:t>
+      </w:r>
+      <w:r>
+        <w:rPr>
+          <w:rFonts w:ascii="Yu Gothic" w:eastAsia="Yu Gothic" w:hAnsi="Yu Gothic"/>
+          <w:sz w:val="24"/>
+        </w:rPr>
+        <w:t>。</w:t>
+      </w:r>
+    </w:p>
+    <w:p>
+      <w:pPr>
+        <w:rPr>
+          <w:rFonts w:ascii="Yu Gothic" w:eastAsia="Yu Gothic" w:hAnsi="Yu Gothic"/>
+          <w:sz w:val="24"/>
+        </w:rPr>
+      </w:pPr>
+      <w:r>
+        <w:rPr>
+          <w:rFonts w:ascii="Yu Gothic" w:eastAsia="Yu Gothic" w:hAnsi="Yu Gothic"/>
+          <w:sz w:val="24"/>
+        </w:rPr>
+        <w:t xml:space="preserve">その単位が 意味キューブ（Semantic Cube） </w:t>
+      </w:r>
+      <w:r>
+        <w:rPr>
+          <w:rFonts w:ascii="Yu Gothic" w:eastAsia="Yu Gothic" w:hAnsi="Yu Gothic" w:hint="eastAsia"/>
+          <w:sz w:val="24"/>
+        </w:rPr>
+        <w:t>になります。</w:t>
+      </w:r>
+    </w:p>
+    <w:p>
+      <w:pPr>
+        <w:rPr>
+          <w:rFonts w:ascii="Yu Gothic" w:eastAsia="Yu Gothic" w:hAnsi="Yu Gothic"/>
+          <w:sz w:val="24"/>
+        </w:rPr>
+      </w:pPr>
+    </w:p>
+    <w:p>
+      <w:pPr>
+        <w:rPr>
+          <w:rFonts w:ascii="Yu Gothic" w:eastAsia="Yu Gothic" w:hAnsi="Yu Gothic"/>
+          <w:sz w:val="24"/>
+        </w:rPr>
+      </w:pPr>
+      <w:r>
+        <w:rPr>
+          <w:rFonts w:ascii="Yu Gothic" w:eastAsia="Yu Gothic" w:hAnsi="Yu Gothic"/>
+          <w:sz w:val="24"/>
+        </w:rPr>
+        <w:t>意味キューブとは、テキスト、意味ベクトル、語義の手がかり、時間や参照履歴に関するメタデータを一体化した、意味のかたまりとしての記憶単位で</w:t>
+      </w:r>
+      <w:r>
+        <w:rPr>
+          <w:rFonts w:ascii="Yu Gothic" w:eastAsia="Yu Gothic" w:hAnsi="Yu Gothic" w:hint="eastAsia"/>
+          <w:sz w:val="24"/>
+        </w:rPr>
+        <w:t>す。</w:t>
+      </w:r>
+    </w:p>
+    <w:p>
+      <w:pPr>
+        <w:rPr>
+          <w:rFonts w:ascii="Yu Gothic" w:eastAsia="Yu Gothic" w:hAnsi="Yu Gothic"/>
+          <w:sz w:val="24"/>
+        </w:rPr>
+      </w:pPr>
+      <w:r>
+        <w:rPr>
+          <w:rFonts w:ascii="Yu Gothic" w:eastAsia="Yu Gothic" w:hAnsi="Yu Gothic" w:hint="eastAsia"/>
+          <w:sz w:val="24"/>
+        </w:rPr>
+        <w:t>これは、</w:t>
+      </w:r>
+      <w:r>
+        <w:rPr>
+          <w:rFonts w:ascii="Yu Gothic" w:eastAsia="Yu Gothic" w:hAnsi="Yu Gothic"/>
+          <w:sz w:val="24"/>
+        </w:rPr>
+        <w:t>AIに「たくさん覚えさせる」ための仕組みではなく、必要なことを思い出し、不要なことを自然に捨てるための仕組み</w:t>
+      </w:r>
+      <w:r>
+        <w:rPr>
+          <w:rFonts w:ascii="Yu Gothic" w:eastAsia="Yu Gothic" w:hAnsi="Yu Gothic" w:hint="eastAsia"/>
+          <w:sz w:val="24"/>
+        </w:rPr>
+        <w:t>になります。</w:t>
+      </w:r>
+    </w:p>
+    <w:p>
+      <w:pPr>
+        <w:rPr>
+          <w:rFonts w:ascii="Yu Gothic" w:eastAsia="Yu Gothic" w:hAnsi="Yu Gothic"/>
+          <w:sz w:val="24"/>
+        </w:rPr>
+      </w:pPr>
+    </w:p>
+    <w:p>
+      <w:pPr>
+        <w:rPr>
+          <w:rFonts w:ascii="Yu Gothic" w:eastAsia="Yu Gothic" w:hAnsi="Yu Gothic"/>
+          <w:sz w:val="24"/>
+        </w:rPr>
+      </w:pPr>
+    </w:p>
+    <w:p>
+      <w:pPr>
+        <w:rPr>
+          <w:rFonts w:ascii="Yu Gothic" w:eastAsia="Yu Gothic" w:hAnsi="Yu Gothic"/>
+          <w:sz w:val="24"/>
+        </w:rPr>
+      </w:pPr>
+      <w:r>
+        <w:rPr>
+          <w:rFonts w:ascii="Yu Gothic" w:eastAsia="Yu Gothic" w:hAnsi="Yu Gothic" w:hint="eastAsia"/>
+          <w:sz w:val="24"/>
+        </w:rPr>
+        <w:t>この</w:t>
+      </w:r>
+      <w:r>
+        <w:rPr>
+          <w:rFonts w:ascii="Yu Gothic" w:eastAsia="Yu Gothic" w:hAnsi="Yu Gothic" w:hint="eastAsia"/>
+          <w:sz w:val="24"/>
+        </w:rPr>
+        <w:t>概念の実装</w:t>
+      </w:r>
+      <w:r>
+        <w:rPr>
+          <w:rFonts w:ascii="Yu Gothic" w:eastAsia="Yu Gothic" w:hAnsi="Yu Gothic" w:hint="eastAsia"/>
+          <w:sz w:val="24"/>
+        </w:rPr>
+        <w:t>は</w:t>
+      </w:r>
+      <w:r>
+        <w:rPr>
+          <w:rFonts w:ascii="Yu Gothic" w:eastAsia="Yu Gothic" w:hAnsi="Yu Gothic" w:hint="eastAsia"/>
+          <w:sz w:val="24"/>
+        </w:rPr>
+        <w:t>コア理論になる「引力マップ(第4章)」と「意味的デフラグ(第5章)」</w:t>
+      </w:r>
+      <w:r>
+        <w:rPr>
+          <w:rFonts w:ascii="Yu Gothic" w:eastAsia="Yu Gothic" w:hAnsi="Yu Gothic" w:hint="eastAsia"/>
+          <w:sz w:val="24"/>
+        </w:rPr>
+        <w:t>を</w:t>
+      </w:r>
+      <w:r>
+        <w:rPr>
+          <w:rFonts w:ascii="Yu Gothic" w:eastAsia="Yu Gothic" w:hAnsi="Yu Gothic" w:hint="eastAsia"/>
+          <w:sz w:val="24"/>
+        </w:rPr>
+        <w:t>既存のLLMを一切変更することなく実装できることが</w:t>
+      </w:r>
+      <w:r>
+        <w:rPr>
+          <w:rFonts w:ascii="Yu Gothic" w:eastAsia="Yu Gothic" w:hAnsi="Yu Gothic" w:hint="eastAsia"/>
+          <w:sz w:val="24"/>
+        </w:rPr>
+        <w:t>大きな</w:t>
+      </w:r>
+      <w:r>
+        <w:rPr>
+          <w:rFonts w:ascii="Yu Gothic" w:eastAsia="Yu Gothic" w:hAnsi="Yu Gothic" w:hint="eastAsia"/>
+          <w:sz w:val="24"/>
+        </w:rPr>
+        <w:t>強みとなります。</w:t>
+      </w:r>
+    </w:p>
+    <w:p>
+      <w:pPr>
+        <w:rPr>
+          <w:rFonts w:ascii="Yu Gothic" w:eastAsia="Yu Gothic" w:hAnsi="Yu Gothic"/>
+          <w:sz w:val="24"/>
+        </w:rPr>
+      </w:pPr>
+    </w:p>
+    <w:p>
+      <w:pPr>
+        <w:rPr>
+          <w:rFonts w:ascii="Yu Gothic" w:eastAsia="Yu Gothic" w:hAnsi="Yu Gothic"/>
+          <w:sz w:val="24"/>
+        </w:rPr>
+      </w:pPr>
+      <w:r>
+        <w:rPr>
+          <w:rFonts w:ascii="Yu Gothic" w:eastAsia="Yu Gothic" w:hAnsi="Yu Gothic" w:hint="eastAsia"/>
+          <w:sz w:val="24"/>
+        </w:rPr>
+        <w:t>本概念の実装だけで、ハルシネーション検知、意見の内部葛藤検知、気づき</w:t>
+      </w:r>
+      <w:r>
+        <w:rPr>
+          <w:rFonts w:ascii="Yu Gothic" w:eastAsia="Yu Gothic" w:hAnsi="Yu Gothic" w:hint="eastAsia"/>
+          <w:sz w:val="24"/>
+        </w:rPr>
+        <w:t>（デフラグで発生した視点の浮上）</w:t>
+      </w:r>
+      <w:r>
+        <w:rPr>
+          <w:rFonts w:ascii="Yu Gothic" w:eastAsia="Yu Gothic" w:hAnsi="Yu Gothic" w:hint="eastAsia"/>
+          <w:sz w:val="24"/>
+        </w:rPr>
+        <w:t>の</w:t>
+      </w:r>
+      <w:r>
+        <w:rPr>
+          <w:rFonts w:ascii="Yu Gothic" w:eastAsia="Yu Gothic" w:hAnsi="Yu Gothic" w:hint="eastAsia"/>
+          <w:sz w:val="24"/>
+        </w:rPr>
+        <w:t>提示</w:t>
+      </w:r>
+      <w:r>
+        <w:rPr>
+          <w:rFonts w:ascii="Yu Gothic" w:eastAsia="Yu Gothic" w:hAnsi="Yu Gothic" w:hint="eastAsia"/>
+          <w:sz w:val="24"/>
+        </w:rPr>
+        <w:t>、AIの</w:t>
+      </w:r>
+      <w:r>
+        <w:rPr>
+          <w:rFonts w:ascii="Yu Gothic" w:eastAsia="Yu Gothic" w:hAnsi="Yu Gothic" w:hint="eastAsia"/>
+          <w:sz w:val="24"/>
+        </w:rPr>
+        <w:t>思考と根拠の</w:t>
+      </w:r>
+      <w:r>
+        <w:rPr>
+          <w:rFonts w:ascii="Yu Gothic" w:eastAsia="Yu Gothic" w:hAnsi="Yu Gothic" w:hint="eastAsia"/>
+          <w:sz w:val="24"/>
+        </w:rPr>
+        <w:t>監査ログの保存、</w:t>
+      </w:r>
+      <w:r>
+        <w:rPr>
+          <w:rFonts w:ascii="Yu Gothic" w:eastAsia="Yu Gothic" w:hAnsi="Yu Gothic" w:hint="eastAsia"/>
+          <w:sz w:val="24"/>
+        </w:rPr>
+        <w:t>など</w:t>
+      </w:r>
+      <w:r>
+        <w:rPr>
+          <w:rFonts w:ascii="Yu Gothic" w:eastAsia="Yu Gothic" w:hAnsi="Yu Gothic" w:hint="eastAsia"/>
+          <w:sz w:val="24"/>
+        </w:rPr>
+        <w:t>が可能となります。</w:t>
+      </w:r>
+    </w:p>
+    <w:p>
+      <w:pPr>
+        <w:rPr>
+          <w:rFonts w:ascii="Yu Gothic" w:eastAsia="Yu Gothic" w:hAnsi="Yu Gothic"/>
+          <w:b/>
+          <w:bCs/>
+          <w:sz w:val="24"/>
+        </w:rPr>
+      </w:pPr>
+      <w:r>
+        <w:rPr>
+          <w:rFonts w:ascii="Yu Gothic" w:eastAsia="Yu Gothic" w:hAnsi="Yu Gothic" w:hint="eastAsia"/>
+          <w:b/>
+          <w:bCs/>
+          <w:sz w:val="24"/>
+        </w:rPr>
+        <w:t>つまり</w:t>
+      </w:r>
+      <w:r>
+        <w:rPr>
+          <w:rFonts w:ascii="Yu Gothic" w:eastAsia="Yu Gothic" w:hAnsi="Yu Gothic"/>
+          <w:b/>
+          <w:bCs/>
+          <w:sz w:val="24"/>
+        </w:rPr>
+        <w:t>本研究は、</w:t>
+      </w:r>
+      <w:r>
+        <w:rPr>
+          <w:rFonts w:ascii="Yu Gothic" w:eastAsia="Yu Gothic" w:hAnsi="Yu Gothic" w:hint="eastAsia"/>
+          <w:b/>
+          <w:bCs/>
+          <w:sz w:val="24"/>
+        </w:rPr>
+        <w:t>「</w:t>
+      </w:r>
+      <w:r>
+        <w:rPr>
+          <w:rFonts w:ascii="Yu Gothic" w:eastAsia="Yu Gothic" w:hAnsi="Yu Gothic"/>
+          <w:b/>
+          <w:bCs/>
+          <w:sz w:val="24"/>
+        </w:rPr>
+        <w:t>AIの記憶構造</w:t>
+      </w:r>
+      <w:r>
+        <w:rPr>
+          <w:rFonts w:ascii="Yu Gothic" w:eastAsia="Yu Gothic" w:hAnsi="Yu Gothic" w:hint="eastAsia"/>
+          <w:b/>
+          <w:bCs/>
+          <w:sz w:val="24"/>
+        </w:rPr>
+        <w:t>自体</w:t>
+      </w:r>
+      <w:r>
+        <w:rPr>
+          <w:rFonts w:ascii="Yu Gothic" w:eastAsia="Yu Gothic" w:hAnsi="Yu Gothic"/>
+          <w:b/>
+          <w:bCs/>
+          <w:sz w:val="24"/>
+        </w:rPr>
+        <w:t>を見直す試</w:t>
+      </w:r>
+      <w:r>
+        <w:rPr>
+          <w:rFonts w:ascii="Yu Gothic" w:eastAsia="Yu Gothic" w:hAnsi="Yu Gothic" w:hint="eastAsia"/>
+          <w:b/>
+          <w:bCs/>
+          <w:sz w:val="24"/>
+        </w:rPr>
+        <w:t>みのひとつ</w:t>
+      </w:r>
+      <w:r>
+        <w:rPr>
+          <w:rFonts w:ascii="Yu Gothic" w:eastAsia="Yu Gothic" w:hAnsi="Yu Gothic" w:hint="eastAsia"/>
+          <w:b/>
+          <w:bCs/>
+          <w:sz w:val="24"/>
+        </w:rPr>
+        <w:t>」</w:t>
+      </w:r>
+      <w:r>
+        <w:rPr>
+          <w:rFonts w:ascii="Yu Gothic" w:eastAsia="Yu Gothic" w:hAnsi="Yu Gothic" w:hint="eastAsia"/>
+          <w:b/>
+          <w:bCs/>
+          <w:sz w:val="24"/>
+        </w:rPr>
         <w:t>となります。</w:t>
       </w:r>
     </w:p>
@@ -597,15 +619,15 @@
     <w:p>
       <w:pPr>
         <w:rPr>
-          <w:rFonts w:ascii="Yu Gothic" w:eastAsia="Yu Gothic" w:hAnsi="Yu Gothic" w:hint="eastAsia"/>
-          <w:sz w:val="24"/>
-        </w:rPr>
-      </w:pPr>
-    </w:p>
-    <w:p>
-      <w:pPr>
-        <w:rPr>
-          <w:rFonts w:ascii="Yu Gothic" w:eastAsia="Yu Gothic" w:hAnsi="Yu Gothic" w:hint="eastAsia"/>
+          <w:rFonts w:ascii="Yu Gothic" w:eastAsia="Yu Gothic" w:hAnsi="Yu Gothic"/>
+          <w:sz w:val="24"/>
+        </w:rPr>
+      </w:pPr>
+    </w:p>
+    <w:p>
+      <w:pPr>
+        <w:rPr>
+          <w:rFonts w:ascii="Yu Gothic" w:eastAsia="Yu Gothic" w:hAnsi="Yu Gothic"/>
           <w:sz w:val="24"/>
         </w:rPr>
       </w:pPr>
@@ -642,6 +664,7 @@
           <w:rFonts w:ascii="Yu Gothic" w:eastAsia="Yu Gothic" w:hAnsi="Yu Gothic"/>
           <w:sz w:val="24"/>
         </w:rPr>
+        <w:lastRenderedPageBreak/>
         <w:t>図1</w:t>
       </w:r>
       <w:r>
@@ -711,7 +734,6 @@
           <w:rFonts w:ascii="Yu Gothic" w:eastAsia="Yu Gothic" w:hAnsi="Yu Gothic"/>
           <w:sz w:val="24"/>
         </w:rPr>
-        <w:lastRenderedPageBreak/>
         <w:t>最終的な応答はデフラグと代謝によって再び記憶へ反映され</w:t>
       </w:r>
       <w:r>
@@ -873,7 +895,6 @@
           <w:rFonts w:ascii="Yu Gothic" w:eastAsia="Yu Gothic" w:hAnsi="Yu Gothic"/>
           <w:sz w:val="24"/>
         </w:rPr>
-        <w:lastRenderedPageBreak/>
         <w:t>意味的に近いが対立する意見の検知</w:t>
       </w:r>
     </w:p>
@@ -1450,6 +1471,7 @@
           <w:rFonts w:ascii="Yu Gothic" w:eastAsia="Yu Gothic" w:hAnsi="Yu Gothic"/>
           <w:sz w:val="24"/>
         </w:rPr>
+        <w:lastRenderedPageBreak/>
         <w:t>    %% ==========================================</w:t>
       </w:r>
     </w:p>
@@ -1480,7 +1502,6 @@
           <w:rFonts w:ascii="Yu Gothic" w:eastAsia="Yu Gothic" w:hAnsi="Yu Gothic"/>
           <w:sz w:val="24"/>
         </w:rPr>
-        <w:lastRenderedPageBreak/>
         <w:t>    %% ==========================================</w:t>
       </w:r>
     </w:p>
